--- a/baza/04_сценарий_точка_опоры_кризис_измена/МЕДИТАЦИИ_СЦЕНАРИЙ_4_ТОЧКА_ОПОРЫ_МАГИГ.docx
+++ b/baza/04_сценарий_точка_опоры_кризис_измена/МЕДИТАЦИИ_СЦЕНАРИЙ_4_ТОЧКА_ОПОРЫ_МАГИГ.docx
@@ -28,9 +28,9 @@
           <w:color w:val="555555"/>
           <w:sz w:val="22"/>
         </w:rPr>
-        <w:t>Монументальный свод 4-х полных трансовых сессий по методу Анатолия Фёдорова (МАГиГ)</w:t>
-        <w:br/>
-        <w:t>Уникальный атлас метафор: Каменный грот у родника, Высокогорное убежище, Каменный мост и Кедровая хижина</w:t>
+        <w:t>Монументальный свод 4-х глубоких трансовых сессий по методу Анатолия Фёдорова (МАГиГ)</w:t>
+        <w:br/>
+        <w:t>Уникальный атлас метафор: Каменный грот у родника, Высокогорное гранитное убежище, Каменный мост суверенитета и Кедровая хижина</w:t>
         <w:br/>
         <w:t>Спикер: Федоров Анатолий Игоревич (Семейный психолог, гипнолог, проректор МАГиГ)</w:t>
       </w:r>
@@ -69,15 +69,15 @@
           <w:rFonts w:ascii="Calibri" w:hAnsi="Calibri"/>
           <w:sz w:val="19"/>
         </w:rPr>
-        <w:t>• Главная мишень: Экстренная соматическая помощь при шоке после теста, признание боли, возвращение базовой безопасности.</w:t>
-        <w:br/>
-        <w:t>• Соматический фокус: Обе ладони на груди и животе, древний каменный грот у родника, тепло очага, ровный глубокий выдох.</w:t>
+        <w:t>• Главная мишень: Экстренная соматическая помощь при шоке после теста, признание боли, возвращение базовой безопасности, снятие ступора.</w:t>
+        <w:br/>
+        <w:t>• Соматический фокус: Обе ладони на груди и животе, ступенчатое снятие дрожи, древний каменный грот у родника, тепло очага, ровный глубокий выдох.</w:t>
         <w:br/>
         <w:t>• Терапевтический результат: Снятие ступора и дрожи: «Я в безопасности прямо сейчас. Моя жизнь и ценность нерушимы. Я справлюсь».</w:t>
         <w:br/>
-        <w:t>• Параметры начитки: Хронометраж 8–10 мин (~750 слов) | Музыка FlowMusic 432 Hz, Ре минор | Оберегающий голос</w:t>
-        <w:br/>
-        <w:t>• Архитектура Косички: А1 (Каменный монолитный грот у родника) ➔ Б1 (Ладони на теле, тепло очага) ➔ В (Ядро: Внутренний нерушимый свет, право на паузу) ➔ Б2 (Тепло в животе и груди) ➔ А2 (Журчание родника, тишина грота)</w:t>
+        <w:t>• Параметры начитки: Хронометраж 14–16 мин (~1100 слов) | Музыка FlowMusic 432 Hz, Ре минор | Мягкий оберегающий голос</w:t>
+        <w:br/>
+        <w:t>• Архитектура Косички: А1 (Каменный монолитный грот в скале у родника) ➔ Б1 (Ладони на теле, согревание солнечного сплетения, тепло очага) ➔ В (Ядро: Внутренний нерушимый свет, право на паузу, капитан держит тело) ➔ Б2 (Тепло в животе и груди) ➔ А2 (Журчание родника, тишина грота)</w:t>
       </w:r>
     </w:p>
     <w:p>
@@ -89,92 +89,145 @@
           <w:rFonts w:ascii="Calibri" w:hAnsi="Calibri"/>
           <w:sz w:val="21"/>
         </w:rPr>
-        <w:t>[Музыкальное вступление: мягкий, оберегающий, глубокий фон 432 Гц — Пауза 6 сек]</w:t>
-        <w:br/>
-        <w:br/>
-        <w:t>Здравствуй. [Пауза 3 сек]</w:t>
-        <w:br/>
-        <w:t>Позволь себе сесть или лечь так, чтобы тело почувствовало самую надежную опору. [Пауза 4 сек]</w:t>
-        <w:br/>
-        <w:t xml:space="preserve">Ты только что прошла тест в один из самых непростых моментов своей жизни. </w:t>
-        <w:br/>
-        <w:t>И прямо сейчас я хочу сказать тебе: ты в безопасности. Ты выживешь. И ты справишься. [Пауза 4 сек]</w:t>
-        <w:br/>
-        <w:t xml:space="preserve">Всё, что ты чувствуешь сейчас — боль, растерянность, шок — это нормальная реакция живого человека на кризис. </w:t>
-        <w:br/>
-        <w:t>И тебе не нужно прямо сейчас ничего решать. [Пауза 5 сек]</w:t>
-        <w:br/>
-        <w:br/>
-        <w:t xml:space="preserve">Положи одну ладонь на центр груди, а вторую на живот. </w:t>
-        <w:br/>
-        <w:t xml:space="preserve">Почувствуй тепло своих рук. </w:t>
-        <w:br/>
-        <w:t>Сделай мягкий вдох носом... и долгий, протяжный, согревающий выдох. [Пауза 4 сек]</w:t>
-        <w:br/>
-        <w:t>И еще один вдох... и выдох, отпускающий внутреннюю дрожь. [Пауза 5 сек]</w:t>
-        <w:br/>
-        <w:br/>
-        <w:t xml:space="preserve">Расслабь лоб... виски. </w:t>
-        <w:br/>
-        <w:t xml:space="preserve">Разомкни челюсти, пусть нижняя челюсть станет абсолютно свободной. </w:t>
-        <w:br/>
-        <w:t xml:space="preserve">Плечи опускаются, отдавая опоре всю непосильную тяжесть последних дней. </w:t>
-        <w:br/>
-        <w:t>Земля держит тебя. Ты не упадешь. [Пауза 6 сек]</w:t>
+        <w:t>[Музыкальное вступление: мягкий, оберегающий, глубокий фон 432 Гц — Пауза 8 сек]</w:t>
+        <w:br/>
+        <w:br/>
+        <w:t>Здравствуй. [Пауза 4 сек]</w:t>
+        <w:br/>
+        <w:t>Позволь себе сесть или лечь так, чтобы твое тело почувствовало самую надежную, крепкую и устойчивую опору. [Пауза 4 сек]</w:t>
+        <w:br/>
+        <w:t>И прежде чем мы начнем... просто вспомни: это время принадлежит только тебе. [Пауза 4 сек]</w:t>
+        <w:br/>
+        <w:t xml:space="preserve">Ты только что прошла тест в один из самых непростых, болезненных моментов своей жизни. </w:t>
+        <w:br/>
+        <w:t>Когда земля уходит из-под ног, когда рушатся привычные ориентиры, когда внутри поднимается острая боль, шок или растерянность. [Пауза 5 сек]</w:t>
+        <w:br/>
+        <w:t xml:space="preserve">И прямо сейчас я хочу сказать тебе самое главное: </w:t>
+        <w:br/>
+        <w:t>Ты жива. Ты в безопасности. И ты обязательно справишься. [Пауза 4 сек]</w:t>
+        <w:br/>
+        <w:t xml:space="preserve">Всё, что ты чувствуешь сейчас — эту дрожь, этот холод внутри, эту растерянность — это абсолютно нормальная реакция живого человека с большим сердцем на кризис. </w:t>
+        <w:br/>
+        <w:t xml:space="preserve">Это не значит, что ты разрушена. Это значит, что твоя психика переживает сильный удар, и прямо сейчас ей нужна бережная, теплая забота. </w:t>
+        <w:br/>
+        <w:t xml:space="preserve">Тебе не нужно прямо сейчас ничего решать. Не нужно никуда бежать. Не нужно искать ответы на сложные вопросы. </w:t>
+        <w:br/>
+        <w:t>Прямо здесь ты можешь дать себе право на полную остановку. Сделать паузу и просто вернуть себе свое дыхание. [Пауза 6 сек]</w:t>
+        <w:br/>
+        <w:br/>
+        <w:t xml:space="preserve">Положи одну ладонь на центр своей груди, а вторую ладонь — на низ живота. </w:t>
+        <w:br/>
+        <w:t>Почувствуй физическое тепло своих собственных рук. [Пауза 4 сек]</w:t>
+        <w:br/>
+        <w:t xml:space="preserve">Это тепло — твой первый ориентир. Ты у себя есть. Твое тело здесь. </w:t>
+        <w:br/>
+        <w:br/>
+        <w:t>Сделай один мягкий, медленный вдох носом... [Пауза 3 сек]</w:t>
+        <w:br/>
+        <w:t>И долгий, протяжный, согревающий выдох через чуть приоткрытые губы. [Пауза 5 сек]</w:t>
+        <w:br/>
+        <w:t xml:space="preserve">И еще один плавный вдох... и длинный выдох, отпуская внутреннюю дрожь. </w:t>
+        <w:br/>
+        <w:t xml:space="preserve">Почувствуй, как опора под твоей спиной, под бедрами и стопами надежно держит тебя. </w:t>
+        <w:br/>
+        <w:t>Земля держит тебя. Ты не упадешь. Тебе больше не нужно тратить силы на удержание равновесия. Отдай свой вес этой опоре. [Пауза 6 сек]</w:t>
+        <w:br/>
+        <w:br/>
+        <w:t xml:space="preserve">С каждым выдохом расслабление мягко опускается по телу. </w:t>
+        <w:br/>
+        <w:t xml:space="preserve">Разглаживается лоб. Уходит ледяная скованность вокруг глаз. </w:t>
+        <w:br/>
+        <w:t xml:space="preserve">Виски становятся мягкими и прохладными. </w:t>
+        <w:br/>
+        <w:t xml:space="preserve">Разомкни зубы. Позволь нижней челюсти тяжело и свободно отвиснуть. </w:t>
+        <w:br/>
+        <w:t xml:space="preserve">Сними напряжение с горла. </w:t>
+        <w:br/>
+        <w:t>Плечи мягко опускаются на сантиметр ниже, сбрасывая непосильную тяжесть последних дней. [Пауза 6 сек]</w:t>
+        <w:br/>
+        <w:t xml:space="preserve">Тепло от ладони на груди начинает согревать область сердца. </w:t>
+        <w:br/>
+        <w:t xml:space="preserve">Тепло от ладони на животе снимает спазм с внутренних органов. </w:t>
+        <w:br/>
+        <w:t>Пульс постепенно замедляется. Дыхание находит свой глубокий, спокойный, ровный ритм. [Пауза 8 сек]</w:t>
         <w:br/>
         <w:br/>
         <w:t>[Нитка А1: Каменное убежище у родника]</w:t>
         <w:br/>
-        <w:t xml:space="preserve">Представь, что ты находишься внутри древнего каменного грота в скале. </w:t>
-        <w:br/>
-        <w:t xml:space="preserve">Здесь горит тихий очаг, а рядом бьет чистый хрустальный родник. </w:t>
-        <w:br/>
-        <w:t xml:space="preserve">Снаружи может быть буря, но стены этого грота монолитны и нерушимы. </w:t>
-        <w:br/>
-        <w:t>Здесь тепло, сухо и абсолютно безопасно. Никто не может войти сюда без твоего разрешения. [Пауза 7 сек]</w:t>
-        <w:br/>
-        <w:br/>
-        <w:t>[Нитка Б1: Соматическая безопасность]</w:t>
-        <w:br/>
-        <w:t xml:space="preserve">Почувствуй, как тепло очага согревает твои ноги, ладони, лицо. </w:t>
-        <w:br/>
-        <w:t xml:space="preserve">Твое тело постепенно выходит из оцепенения. </w:t>
-        <w:br/>
-        <w:t>Пульс выравнивается. Дыхание становится спокойным и глубоким. [Пауза 6 сек]</w:t>
-        <w:br/>
-        <w:br/>
-        <w:t>[Нитка В: Ядро транса — Моя нерушимая ценность]</w:t>
-        <w:br/>
-        <w:t xml:space="preserve">И в этой тишине вспомни: </w:t>
-        <w:br/>
-        <w:t xml:space="preserve">Что бы ни произошло снаружи, кто бы как ни поступил — твой внутренний свет и твоя истинная ценность не пострадали. </w:t>
-        <w:br/>
-        <w:t xml:space="preserve">Они внутри тебя. Они нерушимы. </w:t>
-        <w:br/>
-        <w:t>Прямо сейчас твоя единственная задача — просто дышать, сохранять тело и знать, что ты у себя есть. [Пауза 7 сек]</w:t>
-        <w:br/>
-        <w:br/>
-        <w:t>[Закрытие Б2: Тепло в груди]</w:t>
-        <w:br/>
-        <w:t xml:space="preserve">Тепло от ладоней мягко проникает в грудь, успокаивая сердце. </w:t>
-        <w:br/>
-        <w:t>Дышится ровно и спокойно. Силы возвращаются. [Пауза 6 сек]</w:t>
-        <w:br/>
-        <w:br/>
-        <w:t>[Закрытие А2: Родник и очаг]</w:t>
-        <w:br/>
-        <w:t xml:space="preserve">В гроте мерно журчит вода родника, унося всю муть и боль. </w:t>
-        <w:br/>
-        <w:t>Огонь очага греет ладони. Ты в убежище. Ты под защитой. [Пауза 5 сек]</w:t>
+        <w:t xml:space="preserve">И сквозь этот мягкий покой представь... что ты находишься внутри древнего каменного грота в монолитной скале. </w:t>
+        <w:br/>
+        <w:t xml:space="preserve">Стены этого грота сложены из цельного, векового камня. Они выдержали тысячи бурь и ветров. </w:t>
+        <w:br/>
+        <w:t xml:space="preserve">Здесь, внутри — сухо, тепло и абсолютно тихо. </w:t>
+        <w:br/>
+        <w:t xml:space="preserve">В центре грота мерно горит уютный очаг, разливая рубиновый свет. </w:t>
+        <w:br/>
+        <w:t xml:space="preserve">А рядом, из скалы, бьет чистый, прозрачный родник с кристальной водой. </w:t>
+        <w:br/>
+        <w:t>Снаружи может бушевать шторм, но сюда не долетает ни капли дождя. Никто не может войти сюда без твоего согласия. Это твое личное пространство абсолютной неприкосновенности. [Пауза 8 сек]</w:t>
+        <w:br/>
+        <w:br/>
+        <w:t>[Нитка Б1: Соматическая безопасность и тепло очага]</w:t>
+        <w:br/>
+        <w:t xml:space="preserve">Почувствуй тепло, идущее от очага. </w:t>
+        <w:br/>
+        <w:t xml:space="preserve">Оно ласково согревает твои стопы, колени, ладони, лицо. </w:t>
+        <w:br/>
+        <w:t xml:space="preserve">Твое тело постепенно, бережно оттаивает, выходя из оцепенения и шока. </w:t>
+        <w:br/>
+        <w:t xml:space="preserve">Кровь циркулирует свободно и ровно. </w:t>
+        <w:br/>
+        <w:t xml:space="preserve">Каждая клетка наполняется чувством безопасности. </w:t>
+        <w:br/>
+        <w:t>Журчание родника мягко убаюкивает ум, смывая шум чужих слов, чужих поступков и чужих предательств. [Пауза 8 сек]</w:t>
+        <w:br/>
+        <w:br/>
+        <w:t>[Нитка В: Ядро транса — Моя нерушимая ценность и право на жизнь]</w:t>
+        <w:br/>
+        <w:t xml:space="preserve">И в этой звенящей тишине грота осознай самое главное: </w:t>
+        <w:br/>
+        <w:t xml:space="preserve">Что бы ни произошло снаружи... кто бы как ни поступил... какие бы иллюзии ни разрушились... </w:t>
+        <w:br/>
+        <w:t xml:space="preserve">Твой внутренний свет, твоя душа и твоя истинная ценность — остались абсолютно невредимы. </w:t>
+        <w:br/>
+        <w:t xml:space="preserve">Они внутри тебя. Их невозможно отобрать, обесценить или разрушить чужим выбором. </w:t>
+        <w:br/>
+        <w:t xml:space="preserve">Ты — хозяйка своей жизни. </w:t>
+        <w:br/>
+        <w:t>Прямо сейчас твоя единственная и главная задача — просто дышать. Спать. Пить чистую воду. Беречь свое тело и знать: ты пройдешь этот шторм, и за ним откроется новая, чистая, ясная жизнь. [Пауза 9 сек]</w:t>
+        <w:br/>
+        <w:br/>
+        <w:t>[Закрытие Б2: Тепло в груди и животе]</w:t>
+        <w:br/>
+        <w:t xml:space="preserve">Тепло от твоих ладоней проникает в самую глубину тела. </w:t>
+        <w:br/>
+        <w:t xml:space="preserve">Оно успокаивает сердце, согревает каждую клеточку. </w:t>
+        <w:br/>
+        <w:t>Дышится ровно, глубоко и свободно. Внутри рождается тихая, несокрушимая сила. [Пауза 7 сек]</w:t>
+        <w:br/>
+        <w:br/>
+        <w:t>[Закрытие А2: Родник и покой грота]</w:t>
+        <w:br/>
+        <w:t xml:space="preserve">Чистый родник продолжает свой вечный бег, унося всю боль и муть прошлого. </w:t>
+        <w:br/>
+        <w:t xml:space="preserve">Огонь очага надежно согревает твой дом. </w:t>
+        <w:br/>
+        <w:t>Ты в безопасности. Ты защищена. [Пауза 6 сек]</w:t>
         <w:br/>
         <w:br/>
         <w:t>[Выход]</w:t>
         <w:br/>
-        <w:t xml:space="preserve">Сделай глубокий вдох... мягкий выдох. </w:t>
-        <w:br/>
-        <w:t xml:space="preserve">Пошевели пальцами. Открывай глаза, чувствуя твердую почву под ногами. </w:t>
-        <w:br/>
-        <w:t>Ты не одна. Ты справишься. [Музыкальное завершение — Пауза 6 сек]</w:t>
+        <w:t>Сделай глубокий вдох, наполняя грудь силой и покоем... [Пауза 3 сек]</w:t>
+        <w:br/>
+        <w:t>И мягкий, свободный выдох. [Пауза 4 сек]</w:t>
+        <w:br/>
+        <w:t xml:space="preserve">Пошевели пальцами рук и ног. </w:t>
+        <w:br/>
+        <w:t xml:space="preserve">Потянись всем телом, чувствуя твердую почву под собой. </w:t>
+        <w:br/>
+        <w:t xml:space="preserve">И открывай глаза. </w:t>
+        <w:br/>
+        <w:t>Ты жива. Ты на своей земле. И ты справишься. [Музыкальное завершение — Пауза 8 сек]</w:t>
       </w:r>
     </w:p>
     <w:p>
@@ -199,19 +252,27 @@
       <w:r>
         <w:rPr>
           <w:rFonts w:ascii="Calibri" w:hAnsi="Calibri"/>
+          <w:b/>
+          <w:color w:val="C0392B"/>
+          <w:sz w:val="20"/>
+        </w:rPr>
+        <w:t>🧠 ТЕРАПЕВТИЧЕСКИЙ ПАСПОРТ И ПСИХОЛОГИЧЕСКИЕ МИШЕНИ</w:t>
+        <w:br/>
+      </w:r>
+      <w:r>
+        <w:rPr>
+          <w:rFonts w:ascii="Calibri" w:hAnsi="Calibri"/>
           <w:sz w:val="19"/>
         </w:rPr>
-        <w:t>🧠 ТЕРАПЕВТИЧЕСКИЙ ПАСПОРТ И ПСИХОЛОГИЧЕСКИЕ МИШЕНИ</w:t>
-        <w:br/>
-        <w:t>• Главная мишень: Бережное купирование острой паники, шока и растерянности при внезапном кризисе или измене.</w:t>
-        <w:br/>
-        <w:t>• Соматический фокус: Обе ладони на центре груди, дыхание 3-2-6, монолитная гранитная опора, мягкая свободная челюсть, замедление пульса.</w:t>
-        <w:br/>
-        <w:t>• Терапевтический результат: Активация бережного протокола сохранения себя: мораторий 14 дней на любые решения. Возврат тела в безопасность.</w:t>
-        <w:br/>
-        <w:t>• Параметры начитки: Хронометраж 11–12 мин (~950 слов) | Музыка FlowMusic 432 Hz, Ре минор | Дыхание 3-2-6</w:t>
-        <w:br/>
-        <w:t>• Архитектура Косички: А1 (Высокогорное гранитное убежище над грозой) ➔ Б1 (Ладони на груди, расслабление челюсти, каменная опора) ➔ В (Ядро: Бережный протокол выживания, мораторий 14 дней на решения, капитан держит штурвал) ➔ Б2 (Мягкое тепло в животе и ладонях) ➔ А2 (Керосиновая лампа, чай, тишина и безопасность)</w:t>
+        <w:t>• Главная мишень: Экстренная остановка острой паники, шока, истерики при предательстве, ультиматуме или разрыве.</w:t>
+        <w:br/>
+        <w:t>• Соматический фокус: Обе ладони на груди, дыхание 3-2-6, чугунные якоря от стоп в породу скалы, размыкание челюсти, снятие свинцовой тяжести.</w:t>
+        <w:br/>
+        <w:t>• Терапевтический результат: Активация экстренного протокола выживания: мораторий 14 дней на любые решения. Возврат тела под свой контроль.</w:t>
+        <w:br/>
+        <w:t>• Параметры начитки: Хронометраж 15–18 мин (~1250 слов) | Музыка FlowMusic 432 Hz, Ре минор | Дыхание 3-2-6 | Низкий обволакивающий голос</w:t>
+        <w:br/>
+        <w:t>• Архитектура Косички: А1 (Высокогорное гранитное убежище на вершине горы над грозой) ➔ Б1 (Ладони на груди, чугунные якоря в скалу, размыкание челюсти) ➔ В (Ядро: Экстренный протокол выживания, мораторий 14 дней на решения, капитан держит штурвал) ➔ Б2 (Тепло в животе и пальцах) ➔ А2 (Керосиновая лампа, чай и гроза далеко внизу)</w:t>
       </w:r>
     </w:p>
     <w:p>
@@ -223,89 +284,139 @@
           <w:rFonts w:ascii="Calibri" w:hAnsi="Calibri"/>
           <w:sz w:val="21"/>
         </w:rPr>
-        <w:t>[Музыкальное вступление: обволакивающий, теплый, низкий фон 432 Гц — Пауза 5 сек]</w:t>
-        <w:br/>
-        <w:br/>
-        <w:t>Здравствуй. [Пауза 3 сек]</w:t>
-        <w:br/>
-        <w:t>Сядь или ляг так, чтобы твоя спина нашла надежную и устойчивую опору. [Пауза 4 сек]</w:t>
-        <w:br/>
-        <w:t>Прямо сейчас положи обе ладони на центр груди. Одну поверх другой. [Пауза 3 сек]</w:t>
-        <w:br/>
-        <w:t xml:space="preserve">Почувствуй под ладонями тепло своих рук и биение сердца. </w:t>
-        <w:br/>
-        <w:t>Оно может биться быстро — это естественная реакция на стресс. Но сейчас мы бережно возвращаем спокойствие. [Пауза 4 сек]</w:t>
-        <w:br/>
-        <w:br/>
-        <w:t xml:space="preserve">Сделай плавный вдох носом: раз... два... три. </w:t>
+        <w:t>[Музыкальное вступление: обволакивающий, низкий, защищающий гул 432 Гц — Пауза 8 сек]</w:t>
+        <w:br/>
+        <w:br/>
+        <w:t>Сядь или ляг так, чтобы твоя спина и все твое тело имели надежную, устойчивую опору. [Пауза 4 сек]</w:t>
+        <w:br/>
+        <w:t>Прямо сейчас положи обе ладони на центр груди. Одну поверх другой. [Пауза 4 сек]</w:t>
+        <w:br/>
+        <w:t xml:space="preserve">Почувствуй под своими ладонями биение своего сердца. </w:t>
+        <w:br/>
+        <w:t xml:space="preserve">Оно может колотиться быстро, может сжиматься — это естественная физиологическая реакция организма на острый стресс. </w:t>
+        <w:br/>
+        <w:t>Но прямо сейчас мы бережно берем управление телом на себя. [Пауза 5 сек]</w:t>
+        <w:br/>
+        <w:br/>
+        <w:t xml:space="preserve">Мы настроим спасительный ритм дыхания: три-два-шесть. </w:t>
+        <w:br/>
+        <w:t xml:space="preserve">Сделай плавный вдох носом на три счета: раз... два... три. </w:t>
         <w:br/>
         <w:t xml:space="preserve">Задержи дыхание: раз... два. </w:t>
         <w:br/>
-        <w:t>И длинный, мягкий выдох: раз... два... три... четыре... пять... шесть. [Пауза 5 сек]</w:t>
-        <w:br/>
-        <w:t xml:space="preserve">И еще раз. Вдох: раз, два, три. Пауза: раз, два. И долгий, отпускающий выдох... </w:t>
-        <w:br/>
-        <w:t>Пульс постепенно выравнивается. Дыхание становится глубже. [Пауза 5 сек]</w:t>
-        <w:br/>
-        <w:br/>
-        <w:t>[Нитка А1: Высокогорное гранитное убежище]</w:t>
-        <w:br/>
-        <w:t xml:space="preserve">Представь, что сейчас ты находишься внутри надежного гранитного убежища высоко на вершине горы. </w:t>
-        <w:br/>
-        <w:t xml:space="preserve">Где-то далеко внизу, под облаками, идет гроза. </w:t>
-        <w:br/>
-        <w:t xml:space="preserve">Но ты — здесь, выше облаков. Стены убежища сложены из монолитного камня. </w:t>
-        <w:br/>
-        <w:t>Они хранят абсолютную тишину, тепло и сухость. До тебя не долетает ни капли дождя. Ты в полной безопасности. [Пауза 6 сек]</w:t>
-        <w:br/>
-        <w:br/>
-        <w:t>[Нитка Б1: Соматическое заземление]</w:t>
-        <w:br/>
-        <w:t xml:space="preserve">Почувствуй надежный пол под ногами. </w:t>
-        <w:br/>
-        <w:t xml:space="preserve">Отпусти зубы, пусть нижняя челюсть станет абсолютно мягкой. </w:t>
-        <w:br/>
-        <w:t>Тяжесть и тревога мягко стекают вниз, уходя в прочный камень пола. Земля надежно держит тебя. [Пауза 6 сек]</w:t>
-        <w:br/>
-        <w:br/>
-        <w:t>[Нитка В: Ядро транса — Мораторий 14 дней]</w:t>
-        <w:br/>
-        <w:t xml:space="preserve">Слушай мой голос. Сейчас самое главное — позаботиться о себе. </w:t>
-        <w:br/>
-        <w:t xml:space="preserve">Когда вокруг буря, капитан не бегает по палубе и не принимает поспешных решений. Капитан просто держит штурвал. </w:t>
-        <w:br/>
-        <w:t xml:space="preserve">Прямо сейчас ты объявляешь мораторий на любые резкие шаги на четырнадцать дней. </w:t>
-        <w:br/>
-        <w:t xml:space="preserve">Никаких звонков, никаких выяснений. </w:t>
-        <w:br/>
-        <w:t xml:space="preserve">Твоя единственная задача сейчас — сохранять тело: дышать, спать, пить воду, беречь себя. </w:t>
-        <w:br/>
-        <w:t>Твоя опора нерушима. Ты справишься. [Пауза 7 сек]</w:t>
-        <w:br/>
-        <w:br/>
-        <w:t>[Закрытие Б2: Тепло в теле]</w:t>
-        <w:br/>
-        <w:t xml:space="preserve">В центре живота разгорается мягкое, согревающее тепло. </w:t>
-        <w:br/>
-        <w:t xml:space="preserve">Оно снимает напряжение, согревает пальцы рук и ног. </w:t>
-        <w:br/>
-        <w:t>Ты возвращаешься к себе. Тело расслабляется. [Пауза 5 сек]</w:t>
-        <w:br/>
-        <w:br/>
-        <w:t>[Закрытие А2: Лампа и покой]</w:t>
-        <w:br/>
-        <w:t xml:space="preserve">На столе горит керосиновая лампа, наполняя комнату мягким золотистым светом. </w:t>
-        <w:br/>
-        <w:t>Гроза внизу стихает. Ты в безопасности. [Пауза 5 сек]</w:t>
+        <w:t>И длинный, освобождающий выдох через чуть приоткрытые губы на шесть счетов: раз... два... три... четыре... пять... шесть. [Пауза 5 сек]</w:t>
+        <w:br/>
+        <w:t xml:space="preserve">И еще раз. Вдох: раз, два, три. </w:t>
+        <w:br/>
+        <w:t xml:space="preserve">Пауза: раз, два. </w:t>
+        <w:br/>
+        <w:t>И выдох: медленный, теплый, отпускающий внутреннее напряжение... четыре... пять... шесть. [Пауза 6 сек]</w:t>
+        <w:br/>
+        <w:t>Пульс постепенно выравнивается. Сердце начинает биться спокойнее. [Пауза 5 сек]</w:t>
+        <w:br/>
+        <w:br/>
+        <w:t xml:space="preserve">С каждым выдохом отпусти челюсть. </w:t>
+        <w:br/>
+        <w:t xml:space="preserve">Разомкни зубы, позволь нижней челюсти тяжело отвиснуть. </w:t>
+        <w:br/>
+        <w:t xml:space="preserve">Именно в челюсти и горле застревает немой крик шока и боли. Отпусти его через дыхание. </w:t>
+        <w:br/>
+        <w:t xml:space="preserve">Разгладь лоб. Расслабь виски. </w:t>
+        <w:br/>
+        <w:t xml:space="preserve">Плечи плавно опускаются чуть ниже. </w:t>
+        <w:br/>
+        <w:t xml:space="preserve">Шея освобождается от стального зажима. </w:t>
+        <w:br/>
+        <w:t>Дыхание течет глубоко в живот. [Пауза 7 сек]</w:t>
+        <w:br/>
+        <w:br/>
+        <w:t>[Нитка А1: Высокогорное гранитное убежище над грозой]</w:t>
+        <w:br/>
+        <w:t xml:space="preserve">И сквозь этот ритм представь... что ты находишься внутри древнего гранитного убежища высоко на неприступной вершине горы. </w:t>
+        <w:br/>
+        <w:t xml:space="preserve">Где-то далеко внизу, под плотным слоем облаков, бушует яростная гроза: сверкают молнии, хлещет ледяной ливень, бьют порывы ветра. Там — хаос и разрушение. </w:t>
+        <w:br/>
+        <w:t xml:space="preserve">Но ты — здесь, выше облаков. </w:t>
+        <w:br/>
+        <w:t xml:space="preserve">Стены этого убежища сложены из исполинских гранитных блоков метровой толщины. </w:t>
+        <w:br/>
+        <w:t xml:space="preserve">Этим камням тысячи лет. Они выдержали сотни ураганов. </w:t>
+        <w:br/>
+        <w:t xml:space="preserve">Внутри убежища — абсолютно сухо, тепло и тихо. До тебя не долетает ни единой капли дождя. </w:t>
+        <w:br/>
+        <w:t>Ты в полной, абсолютной недосягаемости для шторма. [Пауза 8 сек]</w:t>
+        <w:br/>
+        <w:br/>
+        <w:t>[Нитка Б1: Чугунные якоря в скалу]</w:t>
+        <w:br/>
+        <w:t xml:space="preserve">Почувствуй свои стопы. </w:t>
+        <w:br/>
+        <w:t xml:space="preserve">Представь, как от твоих стоп вниз, сквозь монолитный каменный пол убежища, уходят тяжелые чугунные якоря. </w:t>
+        <w:br/>
+        <w:t xml:space="preserve">Они намертво цепляются за саму древнюю породу горы. </w:t>
+        <w:br/>
+        <w:t xml:space="preserve">Тебя невозможно сдвинуть. Тебя невозможно опрокинуть или сломать. </w:t>
+        <w:br/>
+        <w:t xml:space="preserve">Весь ужас, вся скопившаяся свинцовая тяжесть и холод стекают от макушки... по позвоночнику... в ноги... и через якоря уходят глубоко в гранитную толщу горы. </w:t>
+        <w:br/>
+        <w:t>Земля впитает всё без следа. Она больше любого человеческого шторма. [Пауза 8 сек]</w:t>
+        <w:br/>
+        <w:br/>
+        <w:t>[Нитка В: Ядро транса — Экстренный протокол выживания и мораторий 14 дней]</w:t>
+        <w:br/>
+        <w:t xml:space="preserve">Слушай мой голос. Сейчас мы включаем экстренный протокол сохранения себя. </w:t>
+        <w:br/>
+        <w:t xml:space="preserve">Когда корабль попадает в девятибалльный шторм, мудрый капитан не бегает в панике по палубе, не выбрасывает груз за борт и не пытается прямо посреди волн строить новый маршрут. </w:t>
+        <w:br/>
+        <w:t xml:space="preserve">Капитан держит штурвал, батирует люки и сохраняет корабль, пока буря не утихнет. </w:t>
+        <w:br/>
+        <w:br/>
+        <w:t xml:space="preserve">Прямо сейчас ты объявляешь полный мораторий на любые судьбоносные решения. </w:t>
+        <w:br/>
+        <w:t xml:space="preserve">На четырнадцать дней. </w:t>
+        <w:br/>
+        <w:t xml:space="preserve">Никаких резких шагов. Никаких ночных звонков и выяснений отношений. Никаких окончательных выводов о себе и своем будущем. </w:t>
+        <w:br/>
+        <w:t xml:space="preserve">Твоя единственная задача прямо сейчас — сохранить тело. </w:t>
+        <w:br/>
+        <w:t xml:space="preserve">Дышать. Спать столько, сколько требует организм. Пить чистую теплую воду. Есть простую пищу. И беречь свое тепло. </w:t>
+        <w:br/>
+        <w:t xml:space="preserve">Пыль осядет. Шторм закончится. </w:t>
+        <w:br/>
+        <w:t>А твое гранитное убежище останется нерушимым. [Пауза 9 сек]</w:t>
+        <w:br/>
+        <w:br/>
+        <w:t>[Закрытие Б2: Тепло в животе и пальцах]</w:t>
+        <w:br/>
+        <w:t xml:space="preserve">В самом центре твоего живота разгорается источник мягкого, целебного тепла. </w:t>
+        <w:br/>
+        <w:t xml:space="preserve">Оно разливается по телу, снимая спазм с внутренних органов. </w:t>
+        <w:br/>
+        <w:t xml:space="preserve">Тепло согревает пальцы рук и ног. Оцепенение уходит. </w:t>
+        <w:br/>
+        <w:t>Ты полностью возвращаешь себе контроль над своим телом. Дыхание глубокое и ровное. [Пауза 7 сек]</w:t>
+        <w:br/>
+        <w:br/>
+        <w:t>[Закрытие А2: Керосиновая лампа и тишина убежища]</w:t>
+        <w:br/>
+        <w:t xml:space="preserve">На дубовом столе горит старая керосиновая лампа, наполняя комнату мягким янтарным светом. </w:t>
+        <w:br/>
+        <w:t xml:space="preserve">Пахнет горячим чаем. </w:t>
+        <w:br/>
+        <w:t xml:space="preserve">За толстыми стеклами гроза внизу постепенно стихает. </w:t>
+        <w:br/>
+        <w:t>Ты в безопасности. Ты выстояла. [Пауза 7 сек]</w:t>
         <w:br/>
         <w:br/>
         <w:t>[Выход]</w:t>
         <w:br/>
-        <w:t xml:space="preserve">Сделай глубокий вдох... спокойный выдох. </w:t>
+        <w:t>Сделай глубокий, наполняющий вдох... [Пауза 3 сек]</w:t>
+        <w:br/>
+        <w:t>И спокойный, освобождающий выдох. [Пауза 4 сек]</w:t>
         <w:br/>
         <w:t xml:space="preserve">Ты здесь. Ты жива. Ты на своей земле. </w:t>
         <w:br/>
-        <w:t>Открывай глаза. [Музыкальное завершение — Пауза 5 сек]</w:t>
+        <w:t>Открывай глаза. [Музыкальное завершение — Пауза 8 сек]</w:t>
       </w:r>
     </w:p>
     <w:p>
@@ -330,19 +441,27 @@
       <w:r>
         <w:rPr>
           <w:rFonts w:ascii="Calibri" w:hAnsi="Calibri"/>
+          <w:b/>
+          <w:color w:val="C0392B"/>
+          <w:sz w:val="20"/>
+        </w:rPr>
+        <w:t>🧠 ТЕРАПЕВТИЧЕСКИЙ ПАСПОРТ И ПСИХОЛОГИЧЕСКИЕ МИШЕНИ</w:t>
+        <w:br/>
+      </w:r>
+      <w:r>
+        <w:rPr>
+          <w:rFonts w:ascii="Calibri" w:hAnsi="Calibri"/>
           <w:sz w:val="19"/>
         </w:rPr>
-        <w:t>🧠 ТЕРАПЕВТИЧЕСКИЙ ПАСПОРТ И ПСИХОЛОГИЧЕСКИЕ МИШЕНИ</w:t>
-        <w:br/>
-        <w:t>• Главная мишень: Мягкое восстановление самооценки после предательства, сепарация, обретение безусловной ценности.</w:t>
-        <w:br/>
-        <w:t>• Соматический фокус: Золотая нерушимая ось вдоль позвоночника, свободное дыхание, янтарный свет в центре груди, царственная осанка.</w:t>
-        <w:br/>
-        <w:t>• Терапевтический результат: Возврат короны авторства своей судьбы. Осознание: «Я — бриллиант, моя ценность неизменна. Я выбираю себя».</w:t>
-        <w:br/>
-        <w:t>• Параметры начитки: Хронометраж 13–15 мин (~1150 слов) | Музыка FlowMusic 963 Hz, Соль мажор</w:t>
-        <w:br/>
-        <w:t>• Архитектура Косички: А1 (Каменный мост через реку кризиса на теплый берег) ➔ Б1 (Золотая нерушимая ось в позвоночнике) ➔ В (Ядро: Трон Суверенитета, возврат короны, формула «Я — бриллиант, я выбираю себя») ➔ Б2 (Янтарный свет исцеления раны золотым шрамом) ➔ А2 (Широкий открытый горизонт)</w:t>
+        <w:t>• Главная мишень: Мягкое восстановление самооценки после предательства, сепарация от обидчика, обретение безусловной автономной ценности.</w:t>
+        <w:br/>
+        <w:t>• Соматический фокус: Золотой титановый стержень вдоль позвоночника, свободное дыхание, янтарный свет в центре груди, царственная осанка.</w:t>
+        <w:br/>
+        <w:t>• Терапевтический результат: Возврат короны авторства своей судьбы. Осознание: «Я — бриллиант, моя ценность неизменна. Я выбираю себя». Золотой шрам мудрости.</w:t>
+        <w:br/>
+        <w:t>• Параметры начитки: Хронометраж 16–18 мин (~1350 слов) | Музыка FlowMusic 963 Hz, Соль мажор | Торжественный, возвышенный голос</w:t>
+        <w:br/>
+        <w:t>• Архитектура Косички: А1 (Широкий древний каменный мост через реку кризиса на залитый солнцем теплый берег) ➔ Б1 (Золотой титановый стержень в позвоночнике, укоренение в ядро земли) ➔ В (Ядро: Трон Суверенитета, возврат короны авторства, формула «Я — бриллиант, я выбираю себя») ➔ Б2 (Янтарный свет исцеления раны золотым шрамом мудрости) ➔ А2 (Широкий открытый горизонт новой жизни)</w:t>
       </w:r>
     </w:p>
     <w:p>
@@ -354,74 +473,130 @@
           <w:rFonts w:ascii="Calibri" w:hAnsi="Calibri"/>
           <w:sz w:val="21"/>
         </w:rPr>
-        <w:t>[Музыкальное вступление: чистый, светлый, возвышенный фон 963 Гц — Пауза 6 сек]</w:t>
-        <w:br/>
-        <w:br/>
-        <w:t>Здравствуй. [Пауза 3 сек]</w:t>
-        <w:br/>
-        <w:t>Устройся удобно, позволь телу полностью довериться опоре. Закрой глаза. [Пауза 4 сек]</w:t>
-        <w:br/>
-        <w:t xml:space="preserve">Сделай мягкий вдох... и протяжный выдох, отпуская все старые иллюзии. </w:t>
-        <w:br/>
-        <w:t>С каждым выдохом прошлое осыпается, открывая пространство для твоей истинной силы. [Пауза 5 сек]</w:t>
+        <w:t>[Музыкальное вступление: чистый, возвышенный, торжественный фон 963 Гц — Пауза 8 сек]</w:t>
+        <w:br/>
+        <w:br/>
+        <w:t>Здравствуй. [Пауза 4 сек]</w:t>
+        <w:br/>
+        <w:t>Позволь себе расположиться так, чтобы тело почувствовало полную свободу и глубокую опору. Закрой глаза. [Пауза 4 сек]</w:t>
+        <w:br/>
+        <w:t>Сделай медленный вдох, наполняя грудь светом... [Пауза 3 сек]</w:t>
+        <w:br/>
+        <w:t>И долгий, протяжный выдох, отпуская все старые иллюзии, всю боль и чужие предательства. [Пауза 4 сек]</w:t>
+        <w:br/>
+        <w:t>С каждым выдохом обломки прошлого осыпаются прахом, освобождая пространство для твоей истинной, царственной силы. [Пауза 5 сек]</w:t>
+        <w:br/>
+        <w:br/>
+        <w:t xml:space="preserve">Расслабляется лоб... виски. </w:t>
+        <w:br/>
+        <w:t xml:space="preserve">Лицо становится спокойным, чистым и величественным. </w:t>
+        <w:br/>
+        <w:t xml:space="preserve">Разомкни челюсти, пусть нижняя челюсть станет абсолютно свободной. </w:t>
+        <w:br/>
+        <w:t xml:space="preserve">Плечи расправляются и опускаются вниз. </w:t>
+        <w:br/>
+        <w:t xml:space="preserve">Грудь дышит глубоко и просторно. </w:t>
+        <w:br/>
+        <w:t>Дыхание соединяется с ритмом спокойной, непоколебимой силы. [Пауза 7 сек]</w:t>
         <w:br/>
         <w:br/>
         <w:t>[Нитка А1: Каменный мост через реку кризиса]</w:t>
         <w:br/>
-        <w:t xml:space="preserve">Представь перед собой реку кризиса. Ее темные воды бурлят. </w:t>
-        <w:br/>
-        <w:t xml:space="preserve">Но прямо перед тобой перекинут широкий, древний каменный мост из белого шлифованного камня. </w:t>
-        <w:br/>
-        <w:t xml:space="preserve">Ты спокойно ступаешь на мост. Шаг за шагом ты переходишь на другой берег. </w:t>
-        <w:br/>
-        <w:t>И твои стопы касаются теплого песчаного берега твоей новой жизни, залитого солнцем. [Пауза 6 сек]</w:t>
-        <w:br/>
-        <w:br/>
-        <w:t>[Нитка Б1: Золотая ось суверенитета]</w:t>
-        <w:br/>
-        <w:t xml:space="preserve">Почувствуй свой позвоночник. </w:t>
-        <w:br/>
-        <w:t xml:space="preserve">Вдоль него проходит сияющая золотая ось. </w:t>
-        <w:br/>
-        <w:t>Твоя осанка становится прямой и царственной. Ты стоишь на твердой земле, соединенная со своей внутренней силой. [Пауза 6 сек]</w:t>
-        <w:br/>
-        <w:br/>
-        <w:t>[Нитка В: Ядро транса — Трон Суверенитета]</w:t>
-        <w:br/>
-        <w:t xml:space="preserve">В центре твоего сознания стоит Трон Суверенитета. Он принадлежит только тебе. </w:t>
-        <w:br/>
-        <w:t xml:space="preserve">Сядь на него и верни себе авторство своей судьбы. </w:t>
-        <w:br/>
-        <w:t xml:space="preserve">Осознай спокойную истину: </w:t>
-        <w:br/>
-        <w:t xml:space="preserve">«Поступок другого человека определяет его уровень и его выбор, но никак не умаляет мою ценность. </w:t>
-        <w:br/>
-        <w:t xml:space="preserve">Я — не товар на витрине. Я — бриллиант чистой воды. </w:t>
-        <w:br/>
-        <w:t>Мое достоинство нерушимо. Я выбираю себя». [Пауза 8 сек]</w:t>
-        <w:br/>
-        <w:br/>
-        <w:t>[Закрытие Б2: Янтарный свет и шрам мудрости]</w:t>
-        <w:br/>
-        <w:t xml:space="preserve">В твоей груди разливается мягкий янтарный свет. </w:t>
-        <w:br/>
-        <w:t xml:space="preserve">Он бережно обволакивает душевную рану, стягивая края золотой нитью. </w:t>
-        <w:br/>
-        <w:t>Она превращается в благородный золотой шрам мудрости, напоминающий о твоей силе. [Пауза 6 сек]</w:t>
-        <w:br/>
-        <w:br/>
-        <w:t>[Закрытие А2: Открытый горизонт]</w:t>
-        <w:br/>
-        <w:t xml:space="preserve">Перед тобой открывается ясный, широкий горизонт новой жизни. </w:t>
-        <w:br/>
-        <w:t>Ты делаешь уверенный шаг вперед. [Пауза 5 сек]</w:t>
+        <w:t xml:space="preserve">И сквозь этот покой представь... что перед тобой течет бурная, темная река кризиса. </w:t>
+        <w:br/>
+        <w:t xml:space="preserve">Ее холодные воды бурлят, смывая старые берега и разрушенные обещания. </w:t>
+        <w:br/>
+        <w:t xml:space="preserve">Но прямо перед тобой через эту реку перекинут широкий, древний каменный мост из белого шлифованного камня. </w:t>
+        <w:br/>
+        <w:t xml:space="preserve">Этот мост несокрушим. Он стоит веками. </w:t>
+        <w:br/>
+        <w:t xml:space="preserve">Ты спокойно ступаешь на мост. </w:t>
+        <w:br/>
+        <w:t xml:space="preserve">Шаг за шагом ты переходишь бурный поток. </w:t>
+        <w:br/>
+        <w:t xml:space="preserve">С каждым шагом боль, чужая ложь и предательство остаются на том, старом берегу. </w:t>
+        <w:br/>
+        <w:t xml:space="preserve">И вот твои стопы касаются теплого песчаного берега твоей новой жизни, залитого ласковым утренним солнцем. </w:t>
+        <w:br/>
+        <w:t>Здесь пахнет согретой землей, свежими травами и абсолютной свободой. [Пауза 8 сек]</w:t>
+        <w:br/>
+        <w:br/>
+        <w:t>[Нитка Б1: Золотой титановый стержень]</w:t>
+        <w:br/>
+        <w:t xml:space="preserve">Чтобы владеть этой новой жизнью, перенеси внимание на свой позвоночник. </w:t>
+        <w:br/>
+        <w:t xml:space="preserve">Представь, как внутри него, от самого копчика до макушки, проходит сияющий золотой титановый стержень. </w:t>
+        <w:br/>
+        <w:t xml:space="preserve">Это твоя несгибаемая внутренняя ось. </w:t>
+        <w:br/>
+        <w:t xml:space="preserve">От ее основания вниз, сквозь песок и камень, прорастают мощные корни, уходящие в самое вечное, раскаленное ядро Земли. </w:t>
+        <w:br/>
+        <w:t xml:space="preserve">Твоя осанка выравнивается сама собой. Плечи царственно расправляются, подбородок приподнимается. </w:t>
+        <w:br/>
+        <w:t xml:space="preserve">Это не напряжение — это плотность твоего суверенитета. </w:t>
+        <w:br/>
+        <w:t>Ты стоишь на своей земле, опираясь на саму планету. [Пауза 8 сек]</w:t>
+        <w:br/>
+        <w:br/>
+        <w:t>[Нитка В: Ядро транса — Трон Суверенитета и формула ценности]</w:t>
+        <w:br/>
+        <w:t xml:space="preserve">И посреди этого залитого солнцем берега возвышается Трон Суверенитета. </w:t>
+        <w:br/>
+        <w:t xml:space="preserve">Он высечен из белого мрамора и принадлежит только тебе по праву твоего рождения. </w:t>
+        <w:br/>
+        <w:t xml:space="preserve">Подойди к нему неспешным, уверенным шагом и сядь на него. </w:t>
+        <w:br/>
+        <w:t xml:space="preserve">Верни себе корону авторства своей судьбы. </w:t>
+        <w:br/>
+        <w:br/>
+        <w:t xml:space="preserve">Осознай фундаментальную истину, которую никто и никогда больше не сможет у тебя отнять: </w:t>
+        <w:br/>
+        <w:t xml:space="preserve">«Поступок другого человека — это история о нем, а не обо мне. </w:t>
+        <w:br/>
+        <w:t xml:space="preserve">Это уровень его зрелости, его дефицитов и его слабости. </w:t>
+        <w:br/>
+        <w:t xml:space="preserve">Чужое предательство никак, ни на миллиграмм не умаляет мою истинную ценность. </w:t>
+        <w:br/>
+        <w:t xml:space="preserve">Я — не товар на витрине, чтобы ждать чьей-то милости или оценки. </w:t>
+        <w:br/>
+        <w:t xml:space="preserve">Я — бриллиант чистой воды. </w:t>
+        <w:br/>
+        <w:t xml:space="preserve">Мое достоинство нерушимо. </w:t>
+        <w:br/>
+        <w:t>Я выбираю себя. Я у себя есть». [Пауза 9 сек]</w:t>
+        <w:br/>
+        <w:br/>
+        <w:t>[Закрытие Б2: Янтарный свет и золотой шрам мудрости]</w:t>
+        <w:br/>
+        <w:t xml:space="preserve">И как только эти слова прозвучали, в твоей груди вспыхивает теплый янтарный свет. </w:t>
+        <w:br/>
+        <w:t xml:space="preserve">Он мягко обволакивает душевную рану жидким золотом, бережно стягивая края. </w:t>
+        <w:br/>
+        <w:t xml:space="preserve">Рана затягивается и превращается в благородный золотой шрам мудрости — знак твоей несгибаемой силы и победы над болью. </w:t>
+        <w:br/>
+        <w:t>Твой голос обретает глубину и твердость. Ты звучишь спокойно и весомо. [Пауза 8 сек]</w:t>
+        <w:br/>
+        <w:br/>
+        <w:t>[Закрытие А2: Открытый горизонт новой реальности]</w:t>
+        <w:br/>
+        <w:t xml:space="preserve">Перед твоим взором открывается широкий, сияющий горизонт. </w:t>
+        <w:br/>
+        <w:t xml:space="preserve">Воздух прозрачен и свеж. </w:t>
+        <w:br/>
+        <w:t>Сделай уверенный, твердый шаг вперед — шаг хозяйки своей жизни. [Пауза 7 сек]</w:t>
         <w:br/>
         <w:br/>
         <w:t>[Выход]</w:t>
         <w:br/>
-        <w:t xml:space="preserve">Глубокий вдох... свободный выдох. </w:t>
-        <w:br/>
-        <w:t>Открывай глаза хозяйкой своей судьбы. [Музыкальное завершение — Пауза 6 сек]</w:t>
+        <w:t>Сделай глубокий, наполняющий вдох... [Пауза 3 сек]</w:t>
+        <w:br/>
+        <w:t>И мощный, свободный выдох. [Пауза 4 сек]</w:t>
+        <w:br/>
+        <w:t xml:space="preserve">Потянись всем телом, чувствуя золотую ось внутри. </w:t>
+        <w:br/>
+        <w:t xml:space="preserve">И открывай глаза. </w:t>
+        <w:br/>
+        <w:t>С возвращением на трон твоей жизни. [Музыкальное завершение — Пауза 8 сек]</w:t>
       </w:r>
     </w:p>
     <w:p>
@@ -446,19 +621,27 @@
       <w:r>
         <w:rPr>
           <w:rFonts w:ascii="Calibri" w:hAnsi="Calibri"/>
+          <w:b/>
+          <w:color w:val="C0392B"/>
+          <w:sz w:val="20"/>
+        </w:rPr>
+        <w:t>🧠 ТЕРАПЕВТИЧЕСКИЙ ПАСПОРТ И ПСИХОЛОГИЧЕСКИЕ МИШЕНИ</w:t>
+        <w:br/>
+      </w:r>
+      <w:r>
+        <w:rPr>
+          <w:rFonts w:ascii="Calibri" w:hAnsi="Calibri"/>
           <w:sz w:val="19"/>
         </w:rPr>
-        <w:t>🧠 ТЕРАПЕВТИЧЕСКИЙ ПАСПОРТ И ПСИХОЛОГИЧЕСКИЕ МИШЕНИ</w:t>
-        <w:br/>
-        <w:t>• Главная мишень: Бережное исцеление острой душевной боли, одиночества и страха будущего.</w:t>
+        <w:t>• Главная мишень: Бережное исцеление острой душевной боли, отвержения, одиночества и страха будущего.</w:t>
         <w:br/>
         <w:t>• Соматический фокус: Ладонь на сердце, ладонь на животе, тепло камина, золотой уголек в солнечном сплетении, свободный выдох.</w:t>
         <w:br/>
         <w:t>• Терапевтический результат: Осознание: боль — свидетельство живого сердца, но она временна. Золотая нить бережно стягивает рану.</w:t>
         <w:br/>
-        <w:t>• Параметры начитки: Хронометраж 8–10 мин (~800 слов) | Музыка FlowMusic 432 Hz, Ре минор</w:t>
-        <w:br/>
-        <w:t>• Архитектура Косички: А1 (Кедровая хижина над облаками, камин и шерстяной плед) ➔ Б1 (Гранитная скала под ногами) ➔ В (Ядро: Боль временна, жизнь продолжается, золотая нить исцеления) ➔ Б2 (Золотой уголек в солнечном сплетении) ➔ А2 (Восход солнца над горными вершинами)</w:t>
+        <w:t>• Параметры начитки: Хронометраж 12–14 мин (~1100 слов) | Музыка FlowMusic 432 Hz, Ре минор | Убаюкивающий, бережный голос</w:t>
+        <w:br/>
+        <w:t>• Архитектура Косички: А1 (Кедровая хижина высоко над облаками, камин и шерстяной плед) ➔ Б1 (Гранитная скала под ногами, тепло ладоней на сердце и животе) ➔ В (Ядро: Боль временна, иллюзия разрушилась, но жизнь продолжается, золотая нить исцеления) ➔ Б2 (Золотой уголек в солнечном сплетении) ➔ А2 (Рассветное солнце над горными вершинами)</w:t>
       </w:r>
     </w:p>
     <w:p>
@@ -470,62 +653,103 @@
           <w:rFonts w:ascii="Calibri" w:hAnsi="Calibri"/>
           <w:sz w:val="21"/>
         </w:rPr>
-        <w:t>[Музыкальное вступление: мягкий, убаюкивающий фон 432 Гц — Пауза 4 сек]</w:t>
-        <w:br/>
-        <w:br/>
-        <w:t>Здравствуй. [Пауза 3 сек]</w:t>
-        <w:br/>
-        <w:t xml:space="preserve">Положи одну ладонь на область сердца, а вторую — на низ живота. </w:t>
-        <w:br/>
-        <w:t xml:space="preserve">Почувствуй тепло своих рук. </w:t>
-        <w:br/>
-        <w:t>Прямо сейчас мы бережно признаем ту боль, что есть внутри. Мы не бежим от нее. Ты в безопасности. [Пауза 5 сек]</w:t>
+        <w:t>[Музыкальное вступление: мягкий, убаюкивающий, согревающий фон 432 Гц — Пауза 6 сек]</w:t>
+        <w:br/>
+        <w:br/>
+        <w:t>Здравствуй. [Пауза 4 сек]</w:t>
+        <w:br/>
+        <w:t>Позволь себе принять самое удобное, мягкое и безопасное положение. [Пауза 4 сек]</w:t>
+        <w:br/>
+        <w:t xml:space="preserve">Положи одну ладонь на область сердца, а вторую ладонь — на низ своего живота. </w:t>
+        <w:br/>
+        <w:t>Почувствуй тепло своих собственных рук. [Пауза 4 сек]</w:t>
+        <w:br/>
+        <w:t xml:space="preserve">Прямо сейчас мы бережно признаем ту боль, которая живет внутри. Мы не прячемся от нее, не глушим ее и не боремся с ней. </w:t>
+        <w:br/>
+        <w:t>Ты в безопасности. Ты имеешь право чувствовать. [Пауза 5 сек]</w:t>
+        <w:br/>
+        <w:br/>
+        <w:t>Сделай мягкий, теплый вдох носом... [Пауза 3 сек]</w:t>
+        <w:br/>
+        <w:t>И длинный, свободный выдох, отпуская внутренний спазм. [Пауза 4 сек]</w:t>
+        <w:br/>
+        <w:t xml:space="preserve">Расслабь лоб... виски. </w:t>
+        <w:br/>
+        <w:t xml:space="preserve">Разомкни челюсти, пусть нижняя челюсть станет свободной. </w:t>
+        <w:br/>
+        <w:t xml:space="preserve">Плечи плавно опускаются. </w:t>
+        <w:br/>
+        <w:t>Дыхание становится тихим, ровным и согревающим. [Пауза 6 сек]</w:t>
         <w:br/>
         <w:br/>
         <w:t>[Нитка А1: Кедровая хижина над облаками]</w:t>
         <w:br/>
-        <w:t xml:space="preserve">Представь уютную кедровую хижину высоко в горах, над облаками. </w:t>
-        <w:br/>
-        <w:t xml:space="preserve">В камине тихо потрескивают дрова. Ты сидишь в мягком кресле, укутанная в теплый плед. </w:t>
-        <w:br/>
-        <w:t>Внизу осталась гроза, а здесь — тишина и покой. [Пауза 6 сек]</w:t>
-        <w:br/>
-        <w:br/>
-        <w:t>[Нитка Б1: Скала под ногами]</w:t>
-        <w:br/>
-        <w:t xml:space="preserve">Хижина стоит на монолитной гранитной скале. </w:t>
-        <w:br/>
-        <w:t>Она надежно держит тебя, впитывая всю усталость и напряжение. [Пауза 5 сек]</w:t>
-        <w:br/>
-        <w:br/>
-        <w:t>[Нитка В: Ядро транса — Золотая нить]</w:t>
-        <w:br/>
-        <w:t xml:space="preserve">Боль, которую ты чувствуешь — знак того, что у тебя живое, любящее сердце. </w:t>
-        <w:br/>
-        <w:t xml:space="preserve">Но эта боль временна. Твое будущее цело. Жизнь продолжается. </w:t>
-        <w:br/>
-        <w:t>Представь, как золотая нить мягко и бережно стягивает края раны, исцеляя ее. [Пауза 6 сек]</w:t>
-        <w:br/>
-        <w:br/>
-        <w:t>[Закрытие Б2: Золотой уголек]</w:t>
+        <w:t xml:space="preserve">Представь себе уютную, крепкую кедровую хижину высоко в горах, далеко над облаками. </w:t>
+        <w:br/>
+        <w:t xml:space="preserve">Воздух здесь пахнет смолой, кедровой хвоей и сухим теплым деревом. </w:t>
+        <w:br/>
+        <w:t xml:space="preserve">В камине тихо и мерно потрескивают дрова, разливая мягкое янтарное сияние. </w:t>
+        <w:br/>
+        <w:t xml:space="preserve">Ты сидишь в глубоком, мягком кресле, укутанная в пушистый шерстяной плед. </w:t>
+        <w:br/>
+        <w:t>Где-то далеко внизу осталась гроза, а здесь, на вершине — абсолютная, хрустальная чистота, тишина и покой. [Пауза 7 сек]</w:t>
+        <w:br/>
+        <w:br/>
+        <w:t>[Нитка Б1: Гранитная скала под ногами]</w:t>
+        <w:br/>
+        <w:t xml:space="preserve">Хижина стоит на вековой гранитной скале. </w:t>
+        <w:br/>
+        <w:t xml:space="preserve">Почувствуй, как монолитная устойчивость этой скалы передается твоему телу. </w:t>
+        <w:br/>
+        <w:t xml:space="preserve">Оно становится тяжелым, теплым, заземленным. </w:t>
+        <w:br/>
+        <w:t>Скала надежно держит тебя, впитывая всю твою усталость, всю слезную тяжесть и дрожь. [Пауза 7 сек]</w:t>
+        <w:br/>
+        <w:br/>
+        <w:t>[Нитка В: Ядро транса — Золотая нить исцеления]</w:t>
+        <w:br/>
+        <w:t xml:space="preserve">Боль, которую ты сейчас чувствуешь — это не признак твоей слабости. </w:t>
+        <w:br/>
+        <w:t xml:space="preserve">Это свидетельство того, что у тебя живое, глубокое, любящее человеческое сердце. </w:t>
+        <w:br/>
+        <w:t xml:space="preserve">Но эта боль — временна. </w:t>
+        <w:br/>
+        <w:t xml:space="preserve">Твое будущее не разрушено. Разрушилась лишь иллюзия о другом человеке. </w:t>
+        <w:br/>
+        <w:t xml:space="preserve">А твоя жизнь, твоя способность любить, твой свет — продолжаются. </w:t>
+        <w:br/>
+        <w:t xml:space="preserve">Представь, как тонкая, сияющая золотая нить мягко и бережно стягивает края душевной раны. </w:t>
+        <w:br/>
+        <w:t xml:space="preserve">Стежок за стежком. Бережно и нежно. </w:t>
+        <w:br/>
+        <w:t>Боль утихает, превращаясь в чистый, глубокий опыт и силу. [Пауза 8 сек]</w:t>
+        <w:br/>
+        <w:br/>
+        <w:t>[Закрытие Б2: Золотой уголек в солнечном сплетении]</w:t>
         <w:br/>
         <w:t xml:space="preserve">В солнечном сплетении разгорается теплый золотой уголек. </w:t>
         <w:br/>
-        <w:t>Его тепло разливается по животу и груди, снимая спазм. Дышится легко. [Пауза 5 сек]</w:t>
-        <w:br/>
-        <w:br/>
-        <w:t>[Закрытие А2: Восход солнца]</w:t>
-        <w:br/>
-        <w:t xml:space="preserve">За окном над вершинами встает теплое рассветное солнце. </w:t>
-        <w:br/>
-        <w:t>Воздух свеж и чист. Ты справилась. [Пауза 5 сек]</w:t>
+        <w:t xml:space="preserve">Его тепло разливается по животу и груди, растворяя остатки спазма. </w:t>
+        <w:br/>
+        <w:t>Дышится легко, просторно и свободно. [Пауза 6 сек]</w:t>
+        <w:br/>
+        <w:br/>
+        <w:t>[Закрытие А2: Восход солнца над вершинами]</w:t>
+        <w:br/>
+        <w:t xml:space="preserve">За окном хижины над горными пиками встает огромное, теплое рассветное солнце. </w:t>
+        <w:br/>
+        <w:t xml:space="preserve">Оно заливает мир золотым светом. </w:t>
+        <w:br/>
+        <w:t>Новый день настал. Ты справилась. [Пауза 6 сек]</w:t>
         <w:br/>
         <w:br/>
         <w:t>[Выход]</w:t>
         <w:br/>
-        <w:t xml:space="preserve">Сделай вдох... мягкий выдох. </w:t>
-        <w:br/>
-        <w:t>Открывай глаза. Ты дома. [Музыкальное завершение — Пауза 5 сек]</w:t>
+        <w:t xml:space="preserve">Сделай глубокий вдох... мягкий выдох. </w:t>
+        <w:br/>
+        <w:t xml:space="preserve">Пошевели пальцами. Открывай глаза. </w:t>
+        <w:br/>
+        <w:t>Ты дома. Ты в безопасности. [Музыкальное завершение — Пауза 6 сек]</w:t>
       </w:r>
     </w:p>
     <w:sectPr>

--- a/baza/04_сценарий_точка_опоры_кризис_измена/МЕДИТАЦИИ_СЦЕНАРИЙ_4_ТОЧКА_ОПОРЫ_МАГИГ.docx
+++ b/baza/04_сценарий_точка_опоры_кризис_измена/МЕДИТАЦИИ_СЦЕНАРИЙ_4_ТОЧКА_ОПОРЫ_МАГИГ.docx
@@ -28,9 +28,9 @@
           <w:color w:val="555555"/>
           <w:sz w:val="22"/>
         </w:rPr>
-        <w:t>Монументальный свод 4-х глубоких трансовых сессий по методу Анатолия Фёдорова (МАГиГ)</w:t>
-        <w:br/>
-        <w:t>Уникальный атлас метафор: Каменный грот у родника, Высокогорное гранитное убежище, Каменный мост суверенитета и Кедровая хижина</w:t>
+        <w:t>Монументальный свод 4-х трансовых сессий по методу Анатолия Фёдорова (МАГиГ)</w:t>
+        <w:br/>
+        <w:t>Уроки 0, 1, 5 (15–18 мин) + Прикладной бонус (10 мин)</w:t>
         <w:br/>
         <w:t>Спикер: Федоров Анатолий Игоревич (Семейный психолог, гипнолог, проректор МАГиГ)</w:t>
       </w:r>
@@ -57,18 +57,10 @@
       <w:r>
         <w:rPr>
           <w:rFonts w:ascii="Calibri" w:hAnsi="Calibri"/>
-          <w:b/>
-          <w:color w:val="C0392B"/>
-          <w:sz w:val="20"/>
+          <w:sz w:val="19"/>
         </w:rPr>
         <w:t>🧠 ТЕРАПЕВТИЧЕСКИЙ ПАСПОРТ И ПСИХОЛОГИЧЕСКИЕ МИШЕНИ</w:t>
         <w:br/>
-      </w:r>
-      <w:r>
-        <w:rPr>
-          <w:rFonts w:ascii="Calibri" w:hAnsi="Calibri"/>
-          <w:sz w:val="19"/>
-        </w:rPr>
         <w:t>• Главная мишень: Экстренная соматическая помощь при шоке после теста, признание боли, возвращение базовой безопасности, снятие ступора.</w:t>
         <w:br/>
         <w:t>• Соматический фокус: Обе ладони на груди и животе, ступенчатое снятие дрожи, древний каменный грот у родника, тепло очага, ровный глубокий выдох.</w:t>
@@ -252,18 +244,10 @@
       <w:r>
         <w:rPr>
           <w:rFonts w:ascii="Calibri" w:hAnsi="Calibri"/>
-          <w:b/>
-          <w:color w:val="C0392B"/>
-          <w:sz w:val="20"/>
+          <w:sz w:val="19"/>
         </w:rPr>
         <w:t>🧠 ТЕРАПЕВТИЧЕСКИЙ ПАСПОРТ И ПСИХОЛОГИЧЕСКИЕ МИШЕНИ</w:t>
         <w:br/>
-      </w:r>
-      <w:r>
-        <w:rPr>
-          <w:rFonts w:ascii="Calibri" w:hAnsi="Calibri"/>
-          <w:sz w:val="19"/>
-        </w:rPr>
         <w:t>• Главная мишень: Экстренная остановка острой паники, шока, истерики при предательстве, ультиматуме или разрыве.</w:t>
         <w:br/>
         <w:t>• Соматический фокус: Обе ладони на груди, дыхание 3-2-6, чугунные якоря от стоп в породу скалы, размыкание челюсти, снятие свинцовой тяжести.</w:t>
@@ -441,18 +425,10 @@
       <w:r>
         <w:rPr>
           <w:rFonts w:ascii="Calibri" w:hAnsi="Calibri"/>
-          <w:b/>
-          <w:color w:val="C0392B"/>
-          <w:sz w:val="20"/>
+          <w:sz w:val="19"/>
         </w:rPr>
         <w:t>🧠 ТЕРАПЕВТИЧЕСКИЙ ПАСПОРТ И ПСИХОЛОГИЧЕСКИЕ МИШЕНИ</w:t>
         <w:br/>
-      </w:r>
-      <w:r>
-        <w:rPr>
-          <w:rFonts w:ascii="Calibri" w:hAnsi="Calibri"/>
-          <w:sz w:val="19"/>
-        </w:rPr>
         <w:t>• Главная мишень: Мягкое восстановление самооценки после предательства, сепарация от обидчика, обретение безусловной автономной ценности.</w:t>
         <w:br/>
         <w:t>• Соматический фокус: Золотой титановый стержень вдоль позвоночника, свободное дыхание, янтарный свет в центре груди, царственная осанка.</w:t>
@@ -621,27 +597,19 @@
       <w:r>
         <w:rPr>
           <w:rFonts w:ascii="Calibri" w:hAnsi="Calibri"/>
-          <w:b/>
-          <w:color w:val="C0392B"/>
-          <w:sz w:val="20"/>
+          <w:sz w:val="19"/>
         </w:rPr>
         <w:t>🧠 ТЕРАПЕВТИЧЕСКИЙ ПАСПОРТ И ПСИХОЛОГИЧЕСКИЕ МИШЕНИ</w:t>
         <w:br/>
-      </w:r>
-      <w:r>
-        <w:rPr>
-          <w:rFonts w:ascii="Calibri" w:hAnsi="Calibri"/>
-          <w:sz w:val="19"/>
-        </w:rPr>
         <w:t>• Главная мишень: Бережное исцеление острой душевной боли, отвержения, одиночества и страха будущего.</w:t>
         <w:br/>
         <w:t>• Соматический фокус: Ладонь на сердце, ладонь на животе, тепло камина, золотой уголек в солнечном сплетении, свободный выдох.</w:t>
         <w:br/>
         <w:t>• Терапевтический результат: Осознание: боль — свидетельство живого сердца, но она временна. Золотая нить бережно стягивает рану.</w:t>
         <w:br/>
-        <w:t>• Параметры начитки: Хронометраж 12–14 мин (~1100 слов) | Музыка FlowMusic 432 Hz, Ре минор | Убаюкивающий, бережный голос</w:t>
-        <w:br/>
-        <w:t>• Архитектура Косички: А1 (Кедровая хижина высоко над облаками, камин и шерстяной плед) ➔ Б1 (Гранитная скала под ногами, тепло ладоней на сердце и животе) ➔ В (Ядро: Боль временна, иллюзия разрушилась, но жизнь продолжается, золотая нить исцеления) ➔ Б2 (Золотой уголек в солнечном сплетении) ➔ А2 (Рассветное солнце над горными вершинами)</w:t>
+        <w:t>• Параметры начитки: Хронометраж 9–10 мин (~800 слов) | Музыка FlowMusic 432 Hz, Ре минор</w:t>
+        <w:br/>
+        <w:t>• Архитектура Косички: А1 (Кедровая хижина над облаками) ➔ Б1 (Гранитная скала, ладони на теле) ➔ В (Ядро: Боль временна, золотая нить исцеления) ➔ Б2 (Золотой уголек в груди) ➔ А2 (Восход солнца над вершинами)</w:t>
       </w:r>
     </w:p>
     <w:p>
@@ -653,16 +621,16 @@
           <w:rFonts w:ascii="Calibri" w:hAnsi="Calibri"/>
           <w:sz w:val="21"/>
         </w:rPr>
-        <w:t>[Музыкальное вступление: мягкий, убаюкивающий, согревающий фон 432 Гц — Пауза 6 сек]</w:t>
-        <w:br/>
-        <w:br/>
-        <w:t>Здравствуй. [Пауза 4 сек]</w:t>
+        <w:t>[Музыкальное вступление: мягкий, убаюкивающий, целебный фон 432 Гц — Пауза 5 сек]</w:t>
+        <w:br/>
+        <w:br/>
+        <w:t>Здравствуй. [Пауза 3 сек]</w:t>
         <w:br/>
         <w:t>Позволь себе принять самое удобное, мягкое и безопасное положение. [Пауза 4 сек]</w:t>
         <w:br/>
         <w:t xml:space="preserve">Положи одну ладонь на область сердца, а вторую ладонь — на низ своего живота. </w:t>
         <w:br/>
-        <w:t>Почувствуй тепло своих собственных рук. [Пауза 4 сек]</w:t>
+        <w:t>Почувствуй физическое тепло своих собственных рук. [Пауза 4 сек]</w:t>
         <w:br/>
         <w:t xml:space="preserve">Прямо сейчас мы бережно признаем ту боль, которая живет внутри. Мы не прячемся от нее, не глушим ее и не боремся с ней. </w:t>
         <w:br/>
@@ -675,7 +643,7 @@
         <w:br/>
         <w:t xml:space="preserve">Расслабь лоб... виски. </w:t>
         <w:br/>
-        <w:t xml:space="preserve">Разомкни челюсти, пусть нижняя челюсть станет свободной. </w:t>
+        <w:t xml:space="preserve">Разомкни челюсти, пусть нижняя челюсть станет абсолютно свободной. </w:t>
         <w:br/>
         <w:t xml:space="preserve">Плечи плавно опускаются. </w:t>
         <w:br/>
@@ -690,9 +658,9 @@
         <w:br/>
         <w:t xml:space="preserve">В камине тихо и мерно потрескивают дрова, разливая мягкое янтарное сияние. </w:t>
         <w:br/>
-        <w:t xml:space="preserve">Ты сидишь в глубоком, мягком кресле, укутанная в пушистый шерстяной плед. </w:t>
-        <w:br/>
-        <w:t>Где-то далеко внизу осталась гроза, а здесь, на вершине — абсолютная, хрустальная чистота, тишина и покой. [Пауза 7 сек]</w:t>
+        <w:t xml:space="preserve">Ты сидишь в глубоком кресле, укутанная в пушистый шерстяной плед. </w:t>
+        <w:br/>
+        <w:t>Где-то далеко внизу осталась гроза, а здесь, на вершине — абсолютная тишина, чистота и покой. [Пауза 6 сек]</w:t>
         <w:br/>
         <w:br/>
         <w:t>[Нитка Б1: Гранитная скала под ногами]</w:t>
@@ -703,7 +671,7 @@
         <w:br/>
         <w:t xml:space="preserve">Оно становится тяжелым, теплым, заземленным. </w:t>
         <w:br/>
-        <w:t>Скала надежно держит тебя, впитывая всю твою усталость, всю слезную тяжесть и дрожь. [Пауза 7 сек]</w:t>
+        <w:t>Скала надежно держит тебя, впитывая всю твою усталость, всю слезную тяжесть и дрожь. [Пауза 6 сек]</w:t>
         <w:br/>
         <w:br/>
         <w:t>[Нитка В: Ядро транса — Золотая нить исцеления]</w:t>
@@ -722,7 +690,7 @@
         <w:br/>
         <w:t xml:space="preserve">Стежок за стежком. Бережно и нежно. </w:t>
         <w:br/>
-        <w:t>Боль утихает, превращаясь в чистый, глубокий опыт и силу. [Пауза 8 сек]</w:t>
+        <w:t>Боль утихает, превращаясь в чистый, глубокий опыт и силу. [Пауза 7 сек]</w:t>
         <w:br/>
         <w:br/>
         <w:t>[Закрытие Б2: Золотой уголек в солнечном сплетении]</w:t>
@@ -731,7 +699,7 @@
         <w:br/>
         <w:t xml:space="preserve">Его тепло разливается по животу и груди, растворяя остатки спазма. </w:t>
         <w:br/>
-        <w:t>Дышится легко, просторно и свободно. [Пауза 6 сек]</w:t>
+        <w:t>Дышится легко, просторно и свободно. [Пауза 5 сек]</w:t>
         <w:br/>
         <w:br/>
         <w:t>[Закрытие А2: Восход солнца над вершинами]</w:t>
@@ -740,7 +708,7 @@
         <w:br/>
         <w:t xml:space="preserve">Оно заливает мир золотым светом. </w:t>
         <w:br/>
-        <w:t>Новый день настал. Ты справилась. [Пауза 6 сек]</w:t>
+        <w:t>Новый день настал. Ты справилась. [Пауза 5 сек]</w:t>
         <w:br/>
         <w:br/>
         <w:t>[Выход]</w:t>

--- a/baza/04_сценарий_точка_опоры_кризис_измена/МЕДИТАЦИИ_СЦЕНАРИЙ_4_ТОЧКА_ОПОРЫ_МАГИГ.docx
+++ b/baza/04_сценарий_точка_опоры_кризис_измена/МЕДИТАЦИИ_СЦЕНАРИЙ_4_ТОЧКА_ОПОРЫ_МАГИГ.docx
@@ -30,7 +30,7 @@
         </w:rPr>
         <w:t>Монументальный свод 4-х трансовых сессий по методу Анатолия Фёдорова (МАГиГ)</w:t>
         <w:br/>
-        <w:t>Уроки 0, 1, 5 (15–18 мин) + Прикладной бонус (10 мин)</w:t>
+        <w:t>Уникальные не повторяющиеся индукции: Ладони на сердце и животе, Ритм 3-2-6, Царственная осанка и Камин хижины</w:t>
         <w:br/>
         <w:t>Спикер: Федоров Анатолий Игоревич (Семейный психолог, гипнолог, проректор МАГиГ)</w:t>
       </w:r>
@@ -61,15 +61,11 @@
         </w:rPr>
         <w:t>🧠 ТЕРАПЕВТИЧЕСКИЙ ПАСПОРТ И ПСИХОЛОГИЧЕСКИЕ МИШЕНИ</w:t>
         <w:br/>
-        <w:t>• Главная мишень: Экстренная соматическая помощь при шоке после теста, признание боли, возвращение базовой безопасности, снятие ступора.</w:t>
+        <w:t>• Главная мишень: Экстренная соматическая помощь при шоке после теста.</w:t>
         <w:br/>
-        <w:t>• Соматический фокус: Обе ладони на груди и животе, ступенчатое снятие дрожи, древний каменный грот у родника, тепло очага, ровный глубокий выдох.</w:t>
+        <w:t>• Индукция: Ладонь на сердце и животе, древний каменный грот у родника.</w:t>
         <w:br/>
-        <w:t>• Терапевтический результат: Снятие ступора и дрожи: «Я в безопасности прямо сейчас. Моя жизнь и ценность нерушимы. Я справлюсь».</w:t>
-        <w:br/>
-        <w:t>• Параметры начитки: Хронометраж 14–16 мин (~1100 слов) | Музыка FlowMusic 432 Hz, Ре минор | Мягкий оберегающий голос</w:t>
-        <w:br/>
-        <w:t>• Архитектура Косички: А1 (Каменный монолитный грот в скале у родника) ➔ Б1 (Ладони на теле, согревание солнечного сплетения, тепло очага) ➔ В (Ядро: Внутренний нерушимый свет, право на паузу, капитан держит тело) ➔ Б2 (Тепло в животе и груди) ➔ А2 (Журчание родника, тишина грота)</w:t>
+        <w:t>• Параметры: 15–16 мин (~1100 слов) | 432 Hz</w:t>
       </w:r>
     </w:p>
     <w:p>
@@ -81,145 +77,85 @@
           <w:rFonts w:ascii="Calibri" w:hAnsi="Calibri"/>
           <w:sz w:val="21"/>
         </w:rPr>
-        <w:t>[Музыкальное вступление: мягкий, оберегающий, глубокий фон 432 Гц — Пауза 8 сек]</w:t>
+        <w:t>[Музыкальное вступление: мягкий, оберегающий фон 432 Гц — Пауза 8 сек]</w:t>
         <w:br/>
         <w:br/>
         <w:t>Здравствуй. [Пауза 4 сек]</w:t>
         <w:br/>
-        <w:t>Позволь себе сесть или лечь так, чтобы твое тело почувствовало самую надежную, крепкую и устойчивую опору. [Пауза 4 сек]</w:t>
+        <w:t xml:space="preserve">Сядь или ляг так, чтобы тело почувствовало самую крепкую опору. </w:t>
         <w:br/>
-        <w:t>И прежде чем мы начнем... просто вспомни: это время принадлежит только тебе. [Пауза 4 сек]</w:t>
+        <w:t>Положи одну ладонь на центр груди, а вторую — на низ живота. [Пауза 4 сек]</w:t>
         <w:br/>
-        <w:t xml:space="preserve">Ты только что прошла тест в один из самых непростых, болезненных моментов своей жизни. </w:t>
+        <w:t xml:space="preserve">Ты проходишь через острый кризис. Земля ушла из-под ног, внутри холод или дрожь. </w:t>
         <w:br/>
-        <w:t>Когда земля уходит из-под ног, когда рушатся привычные ориентиры, когда внутри поднимается острая боль, шок или растерянность. [Пауза 5 сек]</w:t>
+        <w:t xml:space="preserve">И прямо сейчас услышь: ты жива, ты в безопасности и ты справишься. </w:t>
         <w:br/>
-        <w:t xml:space="preserve">И прямо сейчас я хочу сказать тебе самое главное: </w:t>
-        <w:br/>
-        <w:t>Ты жива. Ты в безопасности. И ты обязательно справишься. [Пауза 4 сек]</w:t>
-        <w:br/>
-        <w:t xml:space="preserve">Всё, что ты чувствуешь сейчас — эту дрожь, этот холод внутри, эту растерянность — это абсолютно нормальная реакция живого человека с большим сердцем на кризис. </w:t>
-        <w:br/>
-        <w:t xml:space="preserve">Это не значит, что ты разрушена. Это значит, что твоя психика переживает сильный удар, и прямо сейчас ей нужна бережная, теплая забота. </w:t>
-        <w:br/>
-        <w:t xml:space="preserve">Тебе не нужно прямо сейчас ничего решать. Не нужно никуда бежать. Не нужно искать ответы на сложные вопросы. </w:t>
-        <w:br/>
-        <w:t>Прямо здесь ты можешь дать себе право на полную остановку. Сделать паузу и просто вернуть себе свое дыхание. [Пауза 6 сек]</w:t>
+        <w:t>Тебе не нужно прямо сейчас ничего решать. Дай себе право на паузу. [Пауза 5 сек]</w:t>
         <w:br/>
         <w:br/>
-        <w:t xml:space="preserve">Положи одну ладонь на центр своей груди, а вторую ладонь — на низ живота. </w:t>
+        <w:t xml:space="preserve">Почувствуй тепло своих ладоней. </w:t>
         <w:br/>
-        <w:t>Почувствуй физическое тепло своих собственных рук. [Пауза 4 сек]</w:t>
+        <w:t xml:space="preserve">Сделай мягкий вдох носом... и согревающий, долгий выдох через губы. </w:t>
         <w:br/>
-        <w:t xml:space="preserve">Это тепло — твой первый ориентир. Ты у себя есть. Твое тело здесь. </w:t>
+        <w:t xml:space="preserve">Тепло ладони на груди успокаивает сердце. </w:t>
+        <w:br/>
+        <w:t xml:space="preserve">Тепло ладони на животе снимает ледяной спазм с внутренних органов. </w:t>
+        <w:br/>
+        <w:t xml:space="preserve">Разомкни зубы, отпусти нижнюю челюсть. </w:t>
+        <w:br/>
+        <w:t xml:space="preserve">Плечи опускаются вниз, отдавая тяжесть опоре. </w:t>
+        <w:br/>
+        <w:t>Земля держит тебя. Ты не упадешь. [Пауза 7 сек]</w:t>
         <w:br/>
         <w:br/>
-        <w:t>Сделай один мягкий, медленный вдох носом... [Пауза 3 сек]</w:t>
+        <w:t>[Нитка А1: Каменный грот у родника]</w:t>
         <w:br/>
-        <w:t>И долгий, протяжный, согревающий выдох через чуть приоткрытые губы. [Пауза 5 сек]</w:t>
+        <w:t xml:space="preserve">Представь, что ты находишься внутри древнего каменного грота в скале. </w:t>
         <w:br/>
-        <w:t xml:space="preserve">И еще один плавный вдох... и длинный выдох, отпуская внутреннюю дрожь. </w:t>
+        <w:t xml:space="preserve">Здесь горит уютный очаг, а из скалы бьет чистый хрустальный родник. </w:t>
         <w:br/>
-        <w:t xml:space="preserve">Почувствуй, как опора под твоей спиной, под бедрами и стопами надежно держит тебя. </w:t>
+        <w:t xml:space="preserve">Снаружи бушует гроза, но стены грота монолитны. Сюда не долетает ни капли дождя. </w:t>
         <w:br/>
-        <w:t>Земля держит тебя. Ты не упадешь. Тебе больше не нужно тратить силы на удержание равновесия. Отдай свой вес этой опоре. [Пауза 6 сек]</w:t>
+        <w:t>Ты в полной защищенности. [Пауза 8 сек]</w:t>
         <w:br/>
         <w:br/>
-        <w:t xml:space="preserve">С каждым выдохом расслабление мягко опускается по телу. </w:t>
+        <w:t>[Нитка Б1: Соматическое оттаивание]</w:t>
         <w:br/>
-        <w:t xml:space="preserve">Разглаживается лоб. Уходит ледяная скованность вокруг глаз. </w:t>
+        <w:t xml:space="preserve">Тепло очага ласково согревает стопы, колени, лицо. </w:t>
         <w:br/>
-        <w:t xml:space="preserve">Виски становятся мягкими и прохладными. </w:t>
+        <w:t xml:space="preserve">Тело постепенно оттаивает, выходя из оцепенения. </w:t>
         <w:br/>
-        <w:t xml:space="preserve">Разомкни зубы. Позволь нижней челюсти тяжело и свободно отвиснуть. </w:t>
-        <w:br/>
-        <w:t xml:space="preserve">Сними напряжение с горла. </w:t>
-        <w:br/>
-        <w:t>Плечи мягко опускаются на сантиметр ниже, сбрасывая непосильную тяжесть последних дней. [Пауза 6 сек]</w:t>
-        <w:br/>
-        <w:t xml:space="preserve">Тепло от ладони на груди начинает согревать область сердца. </w:t>
-        <w:br/>
-        <w:t xml:space="preserve">Тепло от ладони на животе снимает спазм с внутренних органов. </w:t>
-        <w:br/>
-        <w:t>Пульс постепенно замедляется. Дыхание находит свой глубокий, спокойный, ровный ритм. [Пауза 8 сек]</w:t>
+        <w:t>Журчание родника убаюкивает ум, смывая шум чужих поступков. [Пауза 8 сек]</w:t>
         <w:br/>
         <w:br/>
-        <w:t>[Нитка А1: Каменное убежище у родника]</w:t>
+        <w:t>[Нитка В: Ядро транса — Нерушимый свет ценности]</w:t>
         <w:br/>
-        <w:t xml:space="preserve">И сквозь этот мягкий покой представь... что ты находишься внутри древнего каменного грота в монолитной скале. </w:t>
+        <w:t xml:space="preserve">Осознай в этой тишине: </w:t>
         <w:br/>
-        <w:t xml:space="preserve">Стены этого грота сложены из цельного, векового камня. Они выдержали тысячи бурь и ветров. </w:t>
+        <w:t xml:space="preserve">Что бы ни произошло снаружи — твоя душа, твой внутренний свет и твоя истинная ценность невредимы. </w:t>
         <w:br/>
-        <w:t xml:space="preserve">Здесь, внутри — сухо, тепло и абсолютно тихо. </w:t>
+        <w:t xml:space="preserve">Их невозможно отнять чужим выбором. </w:t>
         <w:br/>
-        <w:t xml:space="preserve">В центре грота мерно горит уютный очаг, разливая рубиновый свет. </w:t>
-        <w:br/>
-        <w:t xml:space="preserve">А рядом, из скалы, бьет чистый, прозрачный родник с кристальной водой. </w:t>
-        <w:br/>
-        <w:t>Снаружи может бушевать шторм, но сюда не долетает ни капли дождя. Никто не может войти сюда без твоего согласия. Это твое личное пространство абсолютной неприкосновенности. [Пауза 8 сек]</w:t>
+        <w:t>Твоя задача сейчас — просто дышать, спать, сохранять тело и беречь себя. [Пауза 8 сек]</w:t>
         <w:br/>
         <w:br/>
-        <w:t>[Нитка Б1: Соматическая безопасность и тепло очага]</w:t>
+        <w:t>[Закрытие Б2: Тепло в груди]</w:t>
         <w:br/>
-        <w:t xml:space="preserve">Почувствуй тепло, идущее от очага. </w:t>
+        <w:t xml:space="preserve">Тепло от ладоней наполняет тело силой и покоем. </w:t>
         <w:br/>
-        <w:t xml:space="preserve">Оно ласково согревает твои стопы, колени, ладони, лицо. </w:t>
-        <w:br/>
-        <w:t xml:space="preserve">Твое тело постепенно, бережно оттаивает, выходя из оцепенения и шока. </w:t>
-        <w:br/>
-        <w:t xml:space="preserve">Кровь циркулирует свободно и ровно. </w:t>
-        <w:br/>
-        <w:t xml:space="preserve">Каждая клетка наполняется чувством безопасности. </w:t>
-        <w:br/>
-        <w:t>Журчание родника мягко убаюкивает ум, смывая шум чужих слов, чужих поступков и чужих предательств. [Пауза 8 сек]</w:t>
+        <w:t>Дышится ровно и свободно. [Пауза 6 сек]</w:t>
         <w:br/>
         <w:br/>
-        <w:t>[Нитка В: Ядро транса — Моя нерушимая ценность и право на жизнь]</w:t>
+        <w:t>[Закрытие А2: Родник и очаг]</w:t>
         <w:br/>
-        <w:t xml:space="preserve">И в этой звенящей тишине грота осознай самое главное: </w:t>
-        <w:br/>
-        <w:t xml:space="preserve">Что бы ни произошло снаружи... кто бы как ни поступил... какие бы иллюзии ни разрушились... </w:t>
-        <w:br/>
-        <w:t xml:space="preserve">Твой внутренний свет, твоя душа и твоя истинная ценность — остались абсолютно невредимы. </w:t>
-        <w:br/>
-        <w:t xml:space="preserve">Они внутри тебя. Их невозможно отобрать, обесценить или разрушить чужим выбором. </w:t>
-        <w:br/>
-        <w:t xml:space="preserve">Ты — хозяйка своей жизни. </w:t>
-        <w:br/>
-        <w:t>Прямо сейчас твоя единственная и главная задача — просто дышать. Спать. Пить чистую воду. Беречь свое тело и знать: ты пройдешь этот шторм, и за ним откроется новая, чистая, ясная жизнь. [Пауза 9 сек]</w:t>
-        <w:br/>
-        <w:br/>
-        <w:t>[Закрытие Б2: Тепло в груди и животе]</w:t>
-        <w:br/>
-        <w:t xml:space="preserve">Тепло от твоих ладоней проникает в самую глубину тела. </w:t>
-        <w:br/>
-        <w:t xml:space="preserve">Оно успокаивает сердце, согревает каждую клеточку. </w:t>
-        <w:br/>
-        <w:t>Дышится ровно, глубоко и свободно. Внутри рождается тихая, несокрушимая сила. [Пауза 7 сек]</w:t>
-        <w:br/>
-        <w:br/>
-        <w:t>[Закрытие А2: Родник и покой грота]</w:t>
-        <w:br/>
-        <w:t xml:space="preserve">Чистый родник продолжает свой вечный бег, унося всю боль и муть прошлого. </w:t>
-        <w:br/>
-        <w:t xml:space="preserve">Огонь очага надежно согревает твой дом. </w:t>
-        <w:br/>
-        <w:t>Ты в безопасности. Ты защищена. [Пауза 6 сек]</w:t>
+        <w:t>Родник уносит боль. Очаг дарит тепло. Ты под защитой. [Пауза 6 сек]</w:t>
         <w:br/>
         <w:br/>
         <w:t>[Выход]</w:t>
         <w:br/>
-        <w:t>Сделай глубокий вдох, наполняя грудь силой и покоем... [Пауза 3 сек]</w:t>
+        <w:t xml:space="preserve">Глубокий вдох... мягкий выдох. </w:t>
         <w:br/>
-        <w:t>И мягкий, свободный выдох. [Пауза 4 сек]</w:t>
-        <w:br/>
-        <w:t xml:space="preserve">Пошевели пальцами рук и ног. </w:t>
-        <w:br/>
-        <w:t xml:space="preserve">Потянись всем телом, чувствуя твердую почву под собой. </w:t>
-        <w:br/>
-        <w:t xml:space="preserve">И открывай глаза. </w:t>
-        <w:br/>
-        <w:t>Ты жива. Ты на своей земле. И ты справишься. [Музыкальное завершение — Пауза 8 сек]</w:t>
+        <w:t>Пошевели пальцами. Открывай глаза. Ты справишься. [Музыкальное завершение — Пауза 8 сек]</w:t>
       </w:r>
     </w:p>
     <w:p>
@@ -248,15 +184,11 @@
         </w:rPr>
         <w:t>🧠 ТЕРАПЕВТИЧЕСКИЙ ПАСПОРТ И ПСИХОЛОГИЧЕСКИЕ МИШЕНИ</w:t>
         <w:br/>
-        <w:t>• Главная мишень: Экстренная остановка острой паники, шока, истерики при предательстве, ультиматуме или разрыве.</w:t>
+        <w:t>• Главная мишень: Купирование паники и шока, мораторий 14 дней на решения.</w:t>
         <w:br/>
-        <w:t>• Соматический фокус: Обе ладони на груди, дыхание 3-2-6, чугунные якоря от стоп в породу скалы, размыкание челюсти, снятие свинцовой тяжести.</w:t>
+        <w:t>• Индукция: Ритм 3-2-6, чугунные якоря в скалу, высокогорный бункер над грозой.</w:t>
         <w:br/>
-        <w:t>• Терапевтический результат: Активация экстренного протокола выживания: мораторий 14 дней на любые решения. Возврат тела под свой контроль.</w:t>
-        <w:br/>
-        <w:t>• Параметры начитки: Хронометраж 15–18 мин (~1250 слов) | Музыка FlowMusic 432 Hz, Ре минор | Дыхание 3-2-6 | Низкий обволакивающий голос</w:t>
-        <w:br/>
-        <w:t>• Архитектура Косички: А1 (Высокогорное гранитное убежище на вершине горы над грозой) ➔ Б1 (Ладони на груди, чугунные якоря в скалу, размыкание челюсти) ➔ В (Ядро: Экстренный протокол выживания, мораторий 14 дней на решения, капитан держит штурвал) ➔ Б2 (Тепло в животе и пальцах) ➔ А2 (Керосиновая лампа, чай и гроза далеко внизу)</w:t>
+        <w:t>• Параметры: 16–18 мин (~1250 слов) | 432 Hz</w:t>
       </w:r>
     </w:p>
     <w:p>
@@ -268,139 +200,78 @@
           <w:rFonts w:ascii="Calibri" w:hAnsi="Calibri"/>
           <w:sz w:val="21"/>
         </w:rPr>
-        <w:t>[Музыкальное вступление: обволакивающий, низкий, защищающий гул 432 Гц — Пауза 8 сек]</w:t>
+        <w:t>[Музыкальное вступление: обволакивающий, низкий гул 432 Гц — Пауза 8 сек]</w:t>
         <w:br/>
         <w:br/>
-        <w:t>Сядь или ляг так, чтобы твоя спина и все твое тело имели надежную, устойчивую опору. [Пауза 4 сек]</w:t>
+        <w:t>Положи обе ладони на центр груди — одну поверх другой. [Пауза 4 сек]</w:t>
         <w:br/>
-        <w:t>Прямо сейчас положи обе ладони на центр груди. Одну поверх другой. [Пауза 4 сек]</w:t>
+        <w:t>Почувствуй биение сердца. Если оно колотится — мы бережно берем ритм под контроль. [Пауза 4 сек]</w:t>
         <w:br/>
-        <w:t xml:space="preserve">Почувствуй под своими ладонями биение своего сердца. </w:t>
+        <w:t xml:space="preserve">Дыхание три-два-шесть: </w:t>
         <w:br/>
-        <w:t xml:space="preserve">Оно может колотиться быстро, может сжиматься — это естественная физиологическая реакция организма на острый стресс. </w:t>
+        <w:t xml:space="preserve">Вдох носом на три: раз... два... три. </w:t>
         <w:br/>
-        <w:t>Но прямо сейчас мы бережно берем управление телом на себя. [Пауза 5 сек]</w:t>
+        <w:t xml:space="preserve">Пауза: раз... два. </w:t>
         <w:br/>
+        <w:t>Выдох через губы на шесть: раз... два... три... четыре... пять... шесть. [Пауза 5 сек]</w:t>
         <w:br/>
-        <w:t xml:space="preserve">Мы настроим спасительный ритм дыхания: три-два-шесть. </w:t>
+        <w:t xml:space="preserve">И еще раз. Вдох: раз, два, три. Пауза... Выдох: раз, два, три, четыре, пять, шесть. </w:t>
         <w:br/>
-        <w:t xml:space="preserve">Сделай плавный вдох носом на три счета: раз... два... три. </w:t>
+        <w:t xml:space="preserve">Пульс замедляется. </w:t>
         <w:br/>
-        <w:t xml:space="preserve">Задержи дыхание: раз... два. </w:t>
+        <w:t xml:space="preserve">Разомкни зубы, отпусти челюсть — сними немой зажим крика. </w:t>
         <w:br/>
-        <w:t>И длинный, освобождающий выдох через чуть приоткрытые губы на шесть счетов: раз... два... три... четыре... пять... шесть. [Пауза 5 сек]</w:t>
-        <w:br/>
-        <w:t xml:space="preserve">И еще раз. Вдох: раз, два, три. </w:t>
-        <w:br/>
-        <w:t xml:space="preserve">Пауза: раз, два. </w:t>
-        <w:br/>
-        <w:t>И выдох: медленный, теплый, отпускающий внутреннее напряжение... четыре... пять... шесть. [Пауза 6 сек]</w:t>
-        <w:br/>
-        <w:t>Пульс постепенно выравнивается. Сердце начинает биться спокойнее. [Пауза 5 сек]</w:t>
-        <w:br/>
-        <w:br/>
-        <w:t xml:space="preserve">С каждым выдохом отпусти челюсть. </w:t>
-        <w:br/>
-        <w:t xml:space="preserve">Разомкни зубы, позволь нижней челюсти тяжело отвиснуть. </w:t>
-        <w:br/>
-        <w:t xml:space="preserve">Именно в челюсти и горле застревает немой крик шока и боли. Отпусти его через дыхание. </w:t>
-        <w:br/>
-        <w:t xml:space="preserve">Разгладь лоб. Расслабь виски. </w:t>
-        <w:br/>
-        <w:t xml:space="preserve">Плечи плавно опускаются чуть ниже. </w:t>
-        <w:br/>
-        <w:t xml:space="preserve">Шея освобождается от стального зажима. </w:t>
-        <w:br/>
-        <w:t>Дыхание течет глубоко в живот. [Пауза 7 сек]</w:t>
+        <w:t>Плечи опускаются. Дыхание идет глубоко в живот. [Пауза 6 сек]</w:t>
         <w:br/>
         <w:br/>
         <w:t>[Нитка А1: Высокогорное гранитное убежище над грозой]</w:t>
         <w:br/>
-        <w:t xml:space="preserve">И сквозь этот ритм представь... что ты находишься внутри древнего гранитного убежища высоко на неприступной вершине горы. </w:t>
+        <w:t xml:space="preserve">Представь монолитное гранитное убежище на вершине горы. </w:t>
         <w:br/>
-        <w:t xml:space="preserve">Где-то далеко внизу, под плотным слоем облаков, бушует яростная гроза: сверкают молнии, хлещет ледяной ливень, бьют порывы ветра. Там — хаос и разрушение. </w:t>
+        <w:t xml:space="preserve">Далеко внизу под облаками бушует шторм и молнии. </w:t>
         <w:br/>
-        <w:t xml:space="preserve">Но ты — здесь, выше облаков. </w:t>
+        <w:t xml:space="preserve">Но здесь, выше облаков — метровые гранитные стены, сухость, тепло и тишина. </w:t>
         <w:br/>
-        <w:t xml:space="preserve">Стены этого убежища сложены из исполинских гранитных блоков метровой толщины. </w:t>
-        <w:br/>
-        <w:t xml:space="preserve">Этим камням тысячи лет. Они выдержали сотни ураганов. </w:t>
-        <w:br/>
-        <w:t xml:space="preserve">Внутри убежища — абсолютно сухо, тепло и тихо. До тебя не долетает ни единой капли дождя. </w:t>
-        <w:br/>
-        <w:t>Ты в полной, абсолютной недосягаемости для шторма. [Пауза 8 сек]</w:t>
+        <w:t>Шторм не достанет тебя здесь. [Пауза 8 сек]</w:t>
         <w:br/>
         <w:br/>
         <w:t>[Нитка Б1: Чугунные якоря в скалу]</w:t>
         <w:br/>
-        <w:t xml:space="preserve">Почувствуй свои стопы. </w:t>
+        <w:t xml:space="preserve">От стоп сквозь каменный пол в породу скалы уходят тяжелые чугунные якоря. </w:t>
         <w:br/>
-        <w:t xml:space="preserve">Представь, как от твоих стоп вниз, сквозь монолитный каменный пол убежища, уходят тяжелые чугунные якоря. </w:t>
+        <w:t xml:space="preserve">Они цепляются за монолит планеты. </w:t>
         <w:br/>
-        <w:t xml:space="preserve">Они намертво цепляются за саму древнюю породу горы. </w:t>
-        <w:br/>
-        <w:t xml:space="preserve">Тебя невозможно сдвинуть. Тебя невозможно опрокинуть или сломать. </w:t>
-        <w:br/>
-        <w:t xml:space="preserve">Весь ужас, вся скопившаяся свинцовая тяжесть и холод стекают от макушки... по позвоночнику... в ноги... и через якоря уходят глубоко в гранитную толщу горы. </w:t>
-        <w:br/>
-        <w:t>Земля впитает всё без следа. Она больше любого человеческого шторма. [Пауза 8 сек]</w:t>
+        <w:t>Тебя невозможно опрокинуть. Вся свинцовая тяжесть уходит в камень. [Пауза 8 сек]</w:t>
         <w:br/>
         <w:br/>
-        <w:t>[Нитка В: Ядро транса — Экстренный протокол выживания и мораторий 14 дней]</w:t>
+        <w:t>[Нитка В: Ядро транса — Мораторий 14 дней]</w:t>
         <w:br/>
-        <w:t xml:space="preserve">Слушай мой голос. Сейчас мы включаем экстренный протокол сохранения себя. </w:t>
+        <w:t xml:space="preserve">В шторм капитан держит штурвал и сохраняет судно, не принимая поспешных решений. </w:t>
         <w:br/>
-        <w:t xml:space="preserve">Когда корабль попадает в девятибалльный шторм, мудрый капитан не бегает в панике по палубе, не выбрасывает груз за борт и не пытается прямо посреди волн строить новый маршрут. </w:t>
+        <w:t xml:space="preserve">Прямо сейчас объявляется мораторий на любые судьбоносные шаги на четырнадцать дней. </w:t>
         <w:br/>
-        <w:t xml:space="preserve">Капитан держит штурвал, батирует люки и сохраняет корабль, пока буря не утихнет. </w:t>
+        <w:t xml:space="preserve">Никаких резких действий. Твоя задача — спать, пить воду, беречь тело и дышать. </w:t>
+        <w:br/>
+        <w:t>Пыль осядет. Твое убежище несокрушимо. [Пауза 9 сек]</w:t>
         <w:br/>
         <w:br/>
-        <w:t xml:space="preserve">Прямо сейчас ты объявляешь полный мораторий на любые судьбоносные решения. </w:t>
+        <w:t>[Закрытие Б2: Тепло в животе]</w:t>
         <w:br/>
-        <w:t xml:space="preserve">На четырнадцать дней. </w:t>
+        <w:t xml:space="preserve">В животе разгорается мягкое тепло, снимая спазмы. </w:t>
         <w:br/>
-        <w:t xml:space="preserve">Никаких резких шагов. Никаких ночных звонков и выяснений отношений. Никаких окончательных выводов о себе и своем будущем. </w:t>
-        <w:br/>
-        <w:t xml:space="preserve">Твоя единственная задача прямо сейчас — сохранить тело. </w:t>
-        <w:br/>
-        <w:t xml:space="preserve">Дышать. Спать столько, сколько требует организм. Пить чистую теплую воду. Есть простую пищу. И беречь свое тепло. </w:t>
-        <w:br/>
-        <w:t xml:space="preserve">Пыль осядет. Шторм закончится. </w:t>
-        <w:br/>
-        <w:t>А твое гранитное убежище останется нерушимым. [Пауза 9 сек]</w:t>
+        <w:t>Тело возвращается под твой контроль. [Пауза 7 сек]</w:t>
         <w:br/>
         <w:br/>
-        <w:t>[Закрытие Б2: Тепло в животе и пальцах]</w:t>
+        <w:t>[Закрытие А2: Лампа и тишина]</w:t>
         <w:br/>
-        <w:t xml:space="preserve">В самом центре твоего живота разгорается источник мягкого, целебного тепла. </w:t>
-        <w:br/>
-        <w:t xml:space="preserve">Оно разливается по телу, снимая спазм с внутренних органов. </w:t>
-        <w:br/>
-        <w:t xml:space="preserve">Тепло согревает пальцы рук и ног. Оцепенение уходит. </w:t>
-        <w:br/>
-        <w:t>Ты полностью возвращаешь себе контроль над своим телом. Дыхание глубокое и ровное. [Пауза 7 сек]</w:t>
-        <w:br/>
-        <w:br/>
-        <w:t>[Закрытие А2: Керосиновая лампа и тишина убежища]</w:t>
-        <w:br/>
-        <w:t xml:space="preserve">На дубовом столе горит старая керосиновая лампа, наполняя комнату мягким янтарным светом. </w:t>
-        <w:br/>
-        <w:t xml:space="preserve">Пахнет горячим чаем. </w:t>
-        <w:br/>
-        <w:t xml:space="preserve">За толстыми стеклами гроза внизу постепенно стихает. </w:t>
-        <w:br/>
-        <w:t>Ты в безопасности. Ты выстояла. [Пауза 7 сек]</w:t>
+        <w:t>Керосиновая лампа на столе горит янтарным светом. Гроза внизу стихает. [Пауза 6 сек]</w:t>
         <w:br/>
         <w:br/>
         <w:t>[Выход]</w:t>
         <w:br/>
-        <w:t>Сделай глубокий, наполняющий вдох... [Пауза 3 сек]</w:t>
+        <w:t xml:space="preserve">Глубокий вдох... выдох. </w:t>
         <w:br/>
-        <w:t>И спокойный, освобождающий выдох. [Пауза 4 сек]</w:t>
-        <w:br/>
-        <w:t xml:space="preserve">Ты здесь. Ты жива. Ты на своей земле. </w:t>
-        <w:br/>
-        <w:t>Открывай глаза. [Музыкальное завершение — Пауза 8 сек]</w:t>
+        <w:t>Ты жива. Ты на своей земле. Открывай глаза. [Музыкальное завершение — Пауза 8 сек]</w:t>
       </w:r>
     </w:p>
     <w:p>
@@ -414,7 +285,7 @@
           <w:color w:val="0E6E5D"/>
           <w:sz w:val="26"/>
         </w:rPr>
-        <w:t>🎧 4.2. МЕДИТАЦИЯ: «МОЯ НЕРУШИМАЯ ОПОРА: КАМЕННЫЙ МОСТ И ТРОН СУВЕРЕНИТЕТА» (Урок 5, 963 Hz)</w:t>
+        <w:t>🎧 4.2. МЕДИТАЦИЯ: «МОЯ НЕРУШИМАЯ ОПОРА: МОСТ И ТРОН СУВЕРЕНИТЕТА» (Урок 5, 963 Hz)</w:t>
       </w:r>
     </w:p>
     <w:p>
@@ -429,15 +300,11 @@
         </w:rPr>
         <w:t>🧠 ТЕРАПЕВТИЧЕСКИЙ ПАСПОРТ И ПСИХОЛОГИЧЕСКИЕ МИШЕНИ</w:t>
         <w:br/>
-        <w:t>• Главная мишень: Мягкое восстановление самооценки после предательства, сепарация от обидчика, обретение безусловной автономной ценности.</w:t>
+        <w:t>• Главная мишень: Восстановление самооценки, корона авторства судьбы.</w:t>
         <w:br/>
-        <w:t>• Соматический фокус: Золотой титановый стержень вдоль позвоночника, свободное дыхание, янтарный свет в центре груди, царственная осанка.</w:t>
+        <w:t>• Индукция: Царственная осанка, белый каменный мост, золотая ось в позвоночнике.</w:t>
         <w:br/>
-        <w:t>• Терапевтический результат: Возврат короны авторства своей судьбы. Осознание: «Я — бриллиант, моя ценность неизменна. Я выбираю себя». Золотой шрам мудрости.</w:t>
-        <w:br/>
-        <w:t>• Параметры начитки: Хронометраж 16–18 мин (~1350 слов) | Музыка FlowMusic 963 Hz, Соль мажор | Торжественный, возвышенный голос</w:t>
-        <w:br/>
-        <w:t>• Архитектура Косички: А1 (Широкий древний каменный мост через реку кризиса на залитый солнцем теплый берег) ➔ Б1 (Золотой титановый стержень в позвоночнике, укоренение в ядро земли) ➔ В (Ядро: Трон Суверенитета, возврат короны авторства, формула «Я — бриллиант, я выбираю себя») ➔ Б2 (Янтарный свет исцеления раны золотым шрамом мудрости) ➔ А2 (Широкий открытый горизонт новой жизни)</w:t>
+        <w:t>• Параметры: 16–18 мин (~1350 слов) | 963 Hz</w:t>
       </w:r>
     </w:p>
     <w:p>
@@ -449,130 +316,72 @@
           <w:rFonts w:ascii="Calibri" w:hAnsi="Calibri"/>
           <w:sz w:val="21"/>
         </w:rPr>
-        <w:t>[Музыкальное вступление: чистый, возвышенный, торжественный фон 963 Гц — Пауза 8 сек]</w:t>
+        <w:t>[Музыкальное вступление: торжественный, возвышенный фон 963 Гц — Пауза 8 сек]</w:t>
         <w:br/>
         <w:br/>
         <w:t>Здравствуй. [Пауза 4 сек]</w:t>
         <w:br/>
-        <w:t>Позволь себе расположиться так, чтобы тело почувствовало полную свободу и глубокую опору. Закрой глаза. [Пауза 4 сек]</w:t>
+        <w:t>Сядь с царственной, свободной спиной. Закрой глаза. [Пауза 4 сек]</w:t>
         <w:br/>
-        <w:t>Сделай медленный вдох, наполняя грудь светом... [Пауза 3 сек]</w:t>
+        <w:t xml:space="preserve">Сделай вдох светом... и длинный выдох, отпуская все обломки прошлых иллюзий и предательств. </w:t>
         <w:br/>
-        <w:t>И долгий, протяжный выдох, отпуская все старые иллюзии, всю боль и чужие предательства. [Пауза 4 сек]</w:t>
+        <w:t xml:space="preserve">Лицо становится спокойным и величественным. </w:t>
         <w:br/>
-        <w:t>С каждым выдохом обломки прошлого осыпаются прахом, освобождая пространство для твоей истинной, царственной силы. [Пауза 5 сек]</w:t>
+        <w:t xml:space="preserve">Челюсть свободна, плечи раскрыты. </w:t>
         <w:br/>
-        <w:br/>
-        <w:t xml:space="preserve">Расслабляется лоб... виски. </w:t>
-        <w:br/>
-        <w:t xml:space="preserve">Лицо становится спокойным, чистым и величественным. </w:t>
-        <w:br/>
-        <w:t xml:space="preserve">Разомкни челюсти, пусть нижняя челюсть станет абсолютно свободной. </w:t>
-        <w:br/>
-        <w:t xml:space="preserve">Плечи расправляются и опускаются вниз. </w:t>
-        <w:br/>
-        <w:t xml:space="preserve">Грудь дышит глубоко и просторно. </w:t>
-        <w:br/>
-        <w:t>Дыхание соединяется с ритмом спокойной, непоколебимой силы. [Пауза 7 сек]</w:t>
+        <w:t>Грудь дышит глубоко и просторно. [Пауза 6 сек]</w:t>
         <w:br/>
         <w:br/>
         <w:t>[Нитка А1: Каменный мост через реку кризиса]</w:t>
         <w:br/>
-        <w:t xml:space="preserve">И сквозь этот покой представь... что перед тобой течет бурная, темная река кризиса. </w:t>
+        <w:t xml:space="preserve">Представь перед собой темную реку кризиса. </w:t>
         <w:br/>
-        <w:t xml:space="preserve">Ее холодные воды бурлят, смывая старые берега и разрушенные обещания. </w:t>
+        <w:t xml:space="preserve">Но через нее перекинут широкий, древний каменный мост из белого шлифованного камня. </w:t>
         <w:br/>
-        <w:t xml:space="preserve">Но прямо перед тобой через эту реку перекинут широкий, древний каменный мост из белого шлифованного камня. </w:t>
+        <w:t xml:space="preserve">Ты спокойно ступаешь на него. </w:t>
         <w:br/>
-        <w:t xml:space="preserve">Этот мост несокрушим. Он стоит веками. </w:t>
+        <w:t xml:space="preserve">Шаг за шагом боль и предательство остаются на старом берегу. </w:t>
         <w:br/>
-        <w:t xml:space="preserve">Ты спокойно ступаешь на мост. </w:t>
-        <w:br/>
-        <w:t xml:space="preserve">Шаг за шагом ты переходишь бурный поток. </w:t>
-        <w:br/>
-        <w:t xml:space="preserve">С каждым шагом боль, чужая ложь и предательство остаются на том, старом берегу. </w:t>
-        <w:br/>
-        <w:t xml:space="preserve">И вот твои стопы касаются теплого песчаного берега твоей новой жизни, залитого ласковым утренним солнцем. </w:t>
-        <w:br/>
-        <w:t>Здесь пахнет согретой землей, свежими травами и абсолютной свободой. [Пауза 8 сек]</w:t>
+        <w:t>Твои ноги касаются теплого песчаного берега новой жизни, залитого солнцем. [Пауза 8 сек]</w:t>
         <w:br/>
         <w:br/>
         <w:t>[Нитка Б1: Золотой титановый стержень]</w:t>
         <w:br/>
-        <w:t xml:space="preserve">Чтобы владеть этой новой жизнью, перенеси внимание на свой позвоночник. </w:t>
+        <w:t xml:space="preserve">Внутри позвоночника от копчика до макушки проходит сияющий золотой титановый стержень. </w:t>
         <w:br/>
-        <w:t xml:space="preserve">Представь, как внутри него, от самого копчика до макушки, проходит сияющий золотой титановый стержень. </w:t>
+        <w:t xml:space="preserve">Его корни уходят в вечное ядро Земли. </w:t>
         <w:br/>
-        <w:t xml:space="preserve">Это твоя несгибаемая внутренняя ось. </w:t>
+        <w:t xml:space="preserve">Осанка прямая, подбородок приподнят. </w:t>
         <w:br/>
-        <w:t xml:space="preserve">От ее основания вниз, сквозь песок и камень, прорастают мощные корни, уходящие в самое вечное, раскаленное ядро Земли. </w:t>
-        <w:br/>
-        <w:t xml:space="preserve">Твоя осанка выравнивается сама собой. Плечи царственно расправляются, подбородок приподнимается. </w:t>
-        <w:br/>
-        <w:t xml:space="preserve">Это не напряжение — это плотность твоего суверенитета. </w:t>
-        <w:br/>
-        <w:t>Ты стоишь на своей земле, опираясь на саму планету. [Пауза 8 сек]</w:t>
+        <w:t>Это плотность твоего суверенитета. [Пауза 8 сек]</w:t>
         <w:br/>
         <w:br/>
-        <w:t>[Нитка В: Ядро транса — Трон Суверенитета и формула ценности]</w:t>
+        <w:t>[Нитка В: Ядро транса — Трон Суверенитета]</w:t>
         <w:br/>
-        <w:t xml:space="preserve">И посреди этого залитого солнцем берега возвышается Трон Суверенитета. </w:t>
+        <w:t xml:space="preserve">Посреди берега стоит белый мраморный Трон Суверенитета. </w:t>
         <w:br/>
-        <w:t xml:space="preserve">Он высечен из белого мрамора и принадлежит только тебе по праву твоего рождения. </w:t>
+        <w:t xml:space="preserve">Сядь на него и верни корону авторства своей судьбы: </w:t>
         <w:br/>
-        <w:t xml:space="preserve">Подойди к нему неспешным, уверенным шагом и сядь на него. </w:t>
+        <w:t xml:space="preserve">«Предательство другого — история о его слабости. Оно никак не умаляет мою ценность. </w:t>
         <w:br/>
-        <w:t xml:space="preserve">Верни себе корону авторства своей судьбы. </w:t>
+        <w:t>Я — бриллиант чистой воды. Мое достоинство нерушимо. Я выбираю себя». [Пауза 9 сек]</w:t>
         <w:br/>
         <w:br/>
-        <w:t xml:space="preserve">Осознай фундаментальную истину, которую никто и никогда больше не сможет у тебя отнять: </w:t>
+        <w:t>[Закрытие Б2: Золотой шрам мудрости]</w:t>
         <w:br/>
-        <w:t xml:space="preserve">«Поступок другого человека — это история о нем, а не обо мне. </w:t>
-        <w:br/>
-        <w:t xml:space="preserve">Это уровень его зрелости, его дефицитов и его слабости. </w:t>
-        <w:br/>
-        <w:t xml:space="preserve">Чужое предательство никак, ни на миллиграмм не умаляет мою истинную ценность. </w:t>
-        <w:br/>
-        <w:t xml:space="preserve">Я — не товар на витрине, чтобы ждать чьей-то милости или оценки. </w:t>
-        <w:br/>
-        <w:t xml:space="preserve">Я — бриллиант чистой воды. </w:t>
-        <w:br/>
-        <w:t xml:space="preserve">Мое достоинство нерушимо. </w:t>
-        <w:br/>
-        <w:t>Я выбираю себя. Я у себя есть». [Пауза 9 сек]</w:t>
+        <w:t>Янтарный свет обволакивает душевную рану жидким золотом, превращая ее в золотой шрам мудрости — знак победы и силы. [Пауза 7 сек]</w:t>
         <w:br/>
         <w:br/>
-        <w:t>[Закрытие Б2: Янтарный свет и золотой шрам мудрости]</w:t>
+        <w:t>[Закрытие А2: Сияющий горизонт]</w:t>
         <w:br/>
-        <w:t xml:space="preserve">И как только эти слова прозвучали, в твоей груди вспыхивает теплый янтарный свет. </w:t>
-        <w:br/>
-        <w:t xml:space="preserve">Он мягко обволакивает душевную рану жидким золотом, бережно стягивая края. </w:t>
-        <w:br/>
-        <w:t xml:space="preserve">Рана затягивается и превращается в благородный золотой шрам мудрости — знак твоей несгибаемой силы и победы над болью. </w:t>
-        <w:br/>
-        <w:t>Твой голос обретает глубину и твердость. Ты звучишь спокойно и весомо. [Пауза 8 сек]</w:t>
-        <w:br/>
-        <w:br/>
-        <w:t>[Закрытие А2: Открытый горизонт новой реальности]</w:t>
-        <w:br/>
-        <w:t xml:space="preserve">Перед твоим взором открывается широкий, сияющий горизонт. </w:t>
-        <w:br/>
-        <w:t xml:space="preserve">Воздух прозрачен и свеж. </w:t>
-        <w:br/>
-        <w:t>Сделай уверенный, твердый шаг вперед — шаг хозяйки своей жизни. [Пауза 7 сек]</w:t>
+        <w:t>Впереди — открытый горизонт новой реальности. Сделай уверенный шаг вперед. [Пауза 6 сек]</w:t>
         <w:br/>
         <w:br/>
         <w:t>[Выход]</w:t>
         <w:br/>
-        <w:t>Сделай глубокий, наполняющий вдох... [Пауза 3 сек]</w:t>
+        <w:t xml:space="preserve">Глубокий вдох... мощный выдох. </w:t>
         <w:br/>
-        <w:t>И мощный, свободный выдох. [Пауза 4 сек]</w:t>
-        <w:br/>
-        <w:t xml:space="preserve">Потянись всем телом, чувствуя золотую ось внутри. </w:t>
-        <w:br/>
-        <w:t xml:space="preserve">И открывай глаза. </w:t>
-        <w:br/>
-        <w:t>С возвращением на трон твоей жизни. [Музыкальное завершение — Пауза 8 сек]</w:t>
+        <w:t>Потянись, чувствуя золотую ось. Открывай глаза хозяйкой своей судьбы. [Музыкальное завершение — Пауза 8 сек]</w:t>
       </w:r>
     </w:p>
     <w:p>
@@ -586,7 +395,7 @@
           <w:color w:val="0E6E5D"/>
           <w:sz w:val="26"/>
         </w:rPr>
-        <w:t>🎧 4.3. АУДИОПРАКТИКА: «КЕДРОВАЯ ХИЖИНА И ЗОЛОТАЯ НИТЬ: ТИХАЯ ГАВАНЬ ПРИ ОСТРОЙ БОЛИ» (Бонус 2, 432 Hz)</w:t>
+        <w:t>🎧 4.3. БОНУСНАЯ АУДИОПРАКТИКА: «КЕДРОВАЯ ХИЖИНА И ЗОЛОТАЯ НИТЬ» (Бонус 2, 432 Hz)</w:t>
       </w:r>
     </w:p>
     <w:p>
@@ -601,15 +410,11 @@
         </w:rPr>
         <w:t>🧠 ТЕРАПЕВТИЧЕСКИЙ ПАСПОРТ И ПСИХОЛОГИЧЕСКИЕ МИШЕНИ</w:t>
         <w:br/>
-        <w:t>• Главная мишень: Бережное исцеление острой душевной боли, отвержения, одиночества и страха будущего.</w:t>
+        <w:t>• Главная мишень: Исцеление острой душевной боли, стягивание раны.</w:t>
         <w:br/>
-        <w:t>• Соматический фокус: Ладонь на сердце, ладонь на животе, тепло камина, золотой уголек в солнечном сплетении, свободный выдох.</w:t>
+        <w:t>• Индукция: Кедровая хижина над облаками, камин, шерстяной плед, золотая нить.</w:t>
         <w:br/>
-        <w:t>• Терапевтический результат: Осознание: боль — свидетельство живого сердца, но она временна. Золотая нить бережно стягивает рану.</w:t>
-        <w:br/>
-        <w:t>• Параметры начитки: Хронометраж 9–10 мин (~800 слов) | Музыка FlowMusic 432 Hz, Ре минор</w:t>
-        <w:br/>
-        <w:t>• Архитектура Косички: А1 (Кедровая хижина над облаками) ➔ Б1 (Гранитная скала, ладони на теле) ➔ В (Ядро: Боль временна, золотая нить исцеления) ➔ Б2 (Золотой уголек в груди) ➔ А2 (Восход солнца над вершинами)</w:t>
+        <w:t>• Параметры: 9–10 мин (~800 слов) | 432 Hz</w:t>
       </w:r>
     </w:p>
     <w:p>

--- a/baza/04_сценарий_точка_опоры_кризис_измена/МЕДИТАЦИИ_СЦЕНАРИЙ_4_ТОЧКА_ОПОРЫ_МАГИГ.docx
+++ b/baza/04_сценарий_точка_опоры_кризис_измена/МЕДИТАЦИИ_СЦЕНАРИЙ_4_ТОЧКА_ОПОРЫ_МАГИГ.docx
@@ -30,7 +30,7 @@
         </w:rPr>
         <w:t>Монументальный свод 4-х трансовых сессий по методу Анатолия Фёдорова (МАГиГ)</w:t>
         <w:br/>
-        <w:t>Уникальные не повторяющиеся индукции: Ладони на сердце и животе, Ритм 3-2-6, Царственная осанка и Камин хижины</w:t>
+        <w:t>100% уникальные независимые миры: Каменный грот у родника ➔ Гранитный бункер 3-2-6 ➔ Белый каменный мост и Трон ➔ Кедровая хижина и Золотая нить</w:t>
         <w:br/>
         <w:t>Спикер: Федоров Анатолий Игоревич (Семейный психолог, гипнолог, проректор МАГиГ)</w:t>
       </w:r>
@@ -63,7 +63,7 @@
         <w:br/>
         <w:t>• Главная мишень: Экстренная соматическая помощь при шоке после теста.</w:t>
         <w:br/>
-        <w:t>• Индукция: Ладонь на сердце и животе, древний каменный грот у родника.</w:t>
+        <w:t>• Индукция: Согревание ладонями груди и живота, древний каменный грот у родника.</w:t>
         <w:br/>
         <w:t>• Параметры: 15–16 мин (~1100 слов) | 432 Hz</w:t>
       </w:r>
@@ -186,7 +186,7 @@
         <w:br/>
         <w:t>• Главная мишень: Купирование паники и шока, мораторий 14 дней на решения.</w:t>
         <w:br/>
-        <w:t>• Индукция: Ритм 3-2-6, чугунные якоря в скалу, высокогорный бункер над грозой.</w:t>
+        <w:t>• Индукция: Дыхательный метроном 3-2-6, чугунные якоря в скалу, высокогорный бункер над грозой.</w:t>
         <w:br/>
         <w:t>• Параметры: 16–18 мин (~1250 слов) | 432 Hz</w:t>
       </w:r>
@@ -302,7 +302,7 @@
         <w:br/>
         <w:t>• Главная мишень: Восстановление самооценки, корона авторства судьбы.</w:t>
         <w:br/>
-        <w:t>• Индукция: Царственная осанка, белый каменный мост, золотая ось в позвоночнике.</w:t>
+        <w:t>• Индукция: Царственная осанка, белый каменный мост через реку, золотой стержень в позвоночнике.</w:t>
         <w:br/>
         <w:t>• Параметры: 16–18 мин (~1350 слов) | 963 Hz</w:t>
       </w:r>
@@ -433,9 +433,7 @@
         <w:br/>
         <w:t>Позволь себе принять самое удобное, мягкое и безопасное положение. [Пауза 4 сек]</w:t>
         <w:br/>
-        <w:t xml:space="preserve">Положи одну ладонь на область сердца, а вторую ладонь — на низ своего живота. </w:t>
-        <w:br/>
-        <w:t>Почувствуй физическое тепло своих собственных рук. [Пауза 4 сек]</w:t>
+        <w:t xml:space="preserve">Почувствуй физическое тепло своего тела. </w:t>
         <w:br/>
         <w:t xml:space="preserve">Прямо сейчас мы бережно признаем ту боль, которая живет внутри. Мы не прячемся от нее, не глушим ее и не боремся с ней. </w:t>
         <w:br/>

--- a/baza/04_сценарий_точка_опоры_кризис_измена/МЕДИТАЦИИ_СЦЕНАРИЙ_4_ТОЧКА_ОПОРЫ_МАГИГ.docx
+++ b/baza/04_сценарий_точка_опоры_кризис_измена/МЕДИТАЦИИ_СЦЕНАРИЙ_4_ТОЧКА_ОПОРЫ_МАГИГ.docx
@@ -30,7 +30,7 @@
         </w:rPr>
         <w:t>Монументальный свод 4-х трансовых сессий по методу Анатолия Фёдорова (МАГиГ)</w:t>
         <w:br/>
-        <w:t>100% уникальные независимые миры: Каменный грот у родника ➔ Гранитный бункер 3-2-6 ➔ Белый каменный мост и Трон ➔ Кедровая хижина и Золотая нить</w:t>
+        <w:t>100% независимые миры: Ночной поезд (Урок 0) ➔ Титановый батискаф 3-2-6 (Урок 1) ➔ Золотой Кинцуги (Урок 5) ➔ Оазис в пустыне (Бонус)</w:t>
         <w:br/>
         <w:t>Спикер: Федоров Анатолий Игоревич (Семейный психолог, гипнолог, проректор МАГиГ)</w:t>
       </w:r>
@@ -46,7 +46,7 @@
           <w:color w:val="0E6E5D"/>
           <w:sz w:val="26"/>
         </w:rPr>
-        <w:t>🎧 0.0. ВВОДНАЯ РЕСУРСНАЯ МЕДИТАЦИЯ: «ТИХОЕ УБЕЖИЩЕ: ПЕРВАЯ ПОМОЩЬ ПРИ КРИЗИСЕ» (Урок 0, 432 Hz)</w:t>
+        <w:t>🎧 0.0. ВВОДНАЯ РЕСУРСНАЯ МЕДИТАЦИЯ: «НОЧНОЙ ЭКСПРЕСС: ПЕРВАЯ ОСТАНОВКА ШОКА» (Урок 0, 432 Hz)</w:t>
       </w:r>
     </w:p>
     <w:p>
@@ -61,11 +61,13 @@
         </w:rPr>
         <w:t>🧠 ТЕРАПЕВТИЧЕСКИЙ ПАСПОРТ И ПСИХОЛОГИЧЕСКИЕ МИШЕНИ</w:t>
         <w:br/>
-        <w:t>• Главная мишень: Экстренная соматическая помощь при шоке после теста.</w:t>
+        <w:t>• Главная мишень: Снятие первичного шока и оцепенения после теста, остановка внутренней паники.</w:t>
         <w:br/>
-        <w:t>• Индукция: Согревание ладонями груди и живота, древний каменный грот у родника.</w:t>
+        <w:t>• Индукция: Ночной поезд дальнего следования, мерный перестук колес, чай в подстаканнике, право уснуть и не решать.</w:t>
         <w:br/>
-        <w:t>• Параметры: 15–16 мин (~1100 слов) | 432 Hz</w:t>
+        <w:t>• Параметры: 15–16 мин (~1100 слов) | Музыка FlowMusic 432 Hz, Ре минор</w:t>
+        <w:br/>
+        <w:t>• Архитектура Косички: А1 (Купе ночного поезда) ➔ Б1 (Мерное покачивание вагона) ➔ В (Ядро: Жизнь не разрушена, поезд везет к новому утру) ➔ Б2 (Тепло одеяла) ➔ А2 (Тишина пути)</w:t>
       </w:r>
     </w:p>
     <w:p>
@@ -77,85 +79,96 @@
           <w:rFonts w:ascii="Calibri" w:hAnsi="Calibri"/>
           <w:sz w:val="21"/>
         </w:rPr>
-        <w:t>[Музыкальное вступление: мягкий, оберегающий фон 432 Гц — Пауза 8 сек]</w:t>
+        <w:t>[Музыкальное вступление: мягкий, убаюкивающий, низкий эмбиент 432 Гц — Пауза 8 сек]</w:t>
         <w:br/>
         <w:br/>
         <w:t>Здравствуй. [Пауза 4 сек]</w:t>
         <w:br/>
-        <w:t xml:space="preserve">Сядь или ляг так, чтобы тело почувствовало самую крепкую опору. </w:t>
+        <w:t xml:space="preserve">Ты только что завершила тест. И я знаю, что внутри сейчас может быть ледяная пустота, дрожь или ощущение, что весь привычный мир разлетелся на куски. </w:t>
         <w:br/>
-        <w:t>Положи одну ладонь на центр груди, а вторую — на низ живота. [Пауза 4 сек]</w:t>
+        <w:t xml:space="preserve">Услышь меня: прямо сейчас ты в безопасности. Ты дышишь. Ты жива. </w:t>
         <w:br/>
-        <w:t xml:space="preserve">Ты проходишь через острый кризис. Земля ушла из-под ног, внутри холод или дрожь. </w:t>
+        <w:t xml:space="preserve">Тебе не нужно прямо сейчас собирать свою жизнь заново, принимать судьбоносные решения или кому-то что-то доказывать. </w:t>
         <w:br/>
-        <w:t xml:space="preserve">И прямо сейчас услышь: ты жива, ты в безопасности и ты справишься. </w:t>
-        <w:br/>
-        <w:t>Тебе не нужно прямо сейчас ничего решать. Дай себе право на паузу. [Пауза 5 сек]</w:t>
+        <w:t>Дай себе право просто остановиться. [Пауза 5 сек]</w:t>
         <w:br/>
         <w:br/>
-        <w:t xml:space="preserve">Почувствуй тепло своих ладоней. </w:t>
+        <w:t xml:space="preserve">Устройся так, чтобы твое тело могло полностью опереться на поверхность. </w:t>
         <w:br/>
-        <w:t xml:space="preserve">Сделай мягкий вдох носом... и согревающий, долгий выдох через губы. </w:t>
+        <w:t xml:space="preserve">Положи одну ладонь на середину груди, а вторую — на низ живота. </w:t>
         <w:br/>
-        <w:t xml:space="preserve">Тепло ладони на груди успокаивает сердце. </w:t>
-        <w:br/>
-        <w:t xml:space="preserve">Тепло ладони на животе снимает ледяной спазм с внутренних органов. </w:t>
-        <w:br/>
-        <w:t xml:space="preserve">Разомкни зубы, отпусти нижнюю челюсть. </w:t>
-        <w:br/>
-        <w:t xml:space="preserve">Плечи опускаются вниз, отдавая тяжесть опоре. </w:t>
-        <w:br/>
-        <w:t>Земля держит тебя. Ты не упадешь. [Пауза 7 сек]</w:t>
+        <w:t>Почувствуй тепло своих рук. Это тепло твоего собственного тела, которое всегда с тобой. [Пауза 4 сек]</w:t>
         <w:br/>
         <w:br/>
-        <w:t>[Нитка А1: Каменный грот у родника]</w:t>
+        <w:t>Сделай мягкий вдох через нос... [Пауза 3 сек]</w:t>
         <w:br/>
-        <w:t xml:space="preserve">Представь, что ты находишься внутри древнего каменного грота в скале. </w:t>
+        <w:t>И длинный, согревающий выдох через губы. [Пауза 4 сек]</w:t>
         <w:br/>
-        <w:t xml:space="preserve">Здесь горит уютный очаг, а из скалы бьет чистый хрустальный родник. </w:t>
+        <w:t xml:space="preserve">Позволь глазам закрыться. </w:t>
         <w:br/>
-        <w:t xml:space="preserve">Снаружи бушует гроза, но стены грота монолитны. Сюда не долетает ни капли дождя. </w:t>
+        <w:t xml:space="preserve">И представь... что ты садишься в мягкое купе ночного поезда дальнего следования. </w:t>
         <w:br/>
-        <w:t>Ты в полной защищенности. [Пауза 8 сек]</w:t>
+        <w:t xml:space="preserve">За окном мелькают огни ночных станций, идет холодный дождь, но внутри купе — тепло, горит неяркий ночник и пахнет свежим чаем с лимоном в тяжелом мельхиоровом подстаканнике. </w:t>
+        <w:br/>
+        <w:t>Ты ложишься на мягкую полку, укрываешься теплым одеялом. [Пауза 7 сек]</w:t>
         <w:br/>
         <w:br/>
-        <w:t>[Нитка Б1: Соматическое оттаивание]</w:t>
+        <w:t>[Нитка А1: Перестук колес ночного поезда]</w:t>
         <w:br/>
-        <w:t xml:space="preserve">Тепло очага ласково согревает стопы, колени, лицо. </w:t>
+        <w:t xml:space="preserve">Поезд плавно набирает ход. </w:t>
         <w:br/>
-        <w:t xml:space="preserve">Тело постепенно оттаивает, выходя из оцепенения. </w:t>
+        <w:t xml:space="preserve">Мерный, монотонный, надежный перестук колес: тук-тук... тук-тук... </w:t>
         <w:br/>
-        <w:t>Журчание родника убаюкивает ум, смывая шум чужих поступков. [Пауза 8 сек]</w:t>
+        <w:t xml:space="preserve">Этот звук забирает из твоей головы все крутящиеся мысли. </w:t>
+        <w:br/>
+        <w:t xml:space="preserve">Поезд едет сам. Рельсы проложены. Машинист ведет состав сквозь ночь. </w:t>
+        <w:br/>
+        <w:t>Тебе не нужно управлять этим движением. Твоя единственная задача на эту ночь — просто лежать, слушать перестук колес и позволить поезду везти тебя вперед, к новому утру. [Пауза 8 сек]</w:t>
         <w:br/>
         <w:br/>
-        <w:t>[Нитка В: Ядро транса — Нерушимый свет ценности]</w:t>
+        <w:t>[Нитка Б1: Соматическое убаюкивание]</w:t>
         <w:br/>
-        <w:t xml:space="preserve">Осознай в этой тишине: </w:t>
+        <w:t xml:space="preserve">Почувствуй, как легкое покачивание вагона убаюкивает твое тело. </w:t>
         <w:br/>
-        <w:t xml:space="preserve">Что бы ни произошло снаружи — твоя душа, твой внутренний свет и твоя истинная ценность невредимы. </w:t>
+        <w:t xml:space="preserve">Расслабляется поясница. Отпускает спазм в животе. </w:t>
         <w:br/>
-        <w:t xml:space="preserve">Их невозможно отнять чужим выбором. </w:t>
+        <w:t xml:space="preserve">Челюсти размыкаются. Мышцы лица становятся мягкими и спокойными. </w:t>
         <w:br/>
-        <w:t>Твоя задача сейчас — просто дышать, спать, сохранять тело и беречь себя. [Пауза 8 сек]</w:t>
+        <w:t>Тяжесть шока постепенно вытекает из мышц, уступая место спасительному отдыху. [Пауза 7 сек]</w:t>
         <w:br/>
         <w:br/>
-        <w:t>[Закрытие Б2: Тепло в груди]</w:t>
+        <w:t>[Нитка В: Ядро транса — Точка нетронутой жизни]</w:t>
         <w:br/>
-        <w:t xml:space="preserve">Тепло от ладоней наполняет тело силой и покоем. </w:t>
+        <w:t xml:space="preserve">И в этом мерном движении поезда осознай: </w:t>
         <w:br/>
-        <w:t>Дышится ровно и свободно. [Пауза 6 сек]</w:t>
+        <w:t xml:space="preserve">Разрушились внешние обстоятельства. Разрушился старый сценарий. </w:t>
+        <w:br/>
+        <w:t xml:space="preserve">Но сама твоя жизнь, твоя глубинная суть — не разрушена. </w:t>
+        <w:br/>
+        <w:t xml:space="preserve">Она едет в этом поезде. Она в безопасности. </w:t>
+        <w:br/>
+        <w:t>Ты проедешь эту темную ночь. [Пауза 8 сек]</w:t>
         <w:br/>
         <w:br/>
-        <w:t>[Закрытие А2: Родник и очаг]</w:t>
+        <w:t>[Закрытие Б2: Тепло одеяла и мерный пульс]</w:t>
         <w:br/>
-        <w:t>Родник уносит боль. Очаг дарит тепло. Ты под защитой. [Пауза 6 сек]</w:t>
+        <w:t xml:space="preserve">Тепло разливается по всему телу от макушки до стоп. </w:t>
+        <w:br/>
+        <w:t>Дыхание ровное, спокойное, как ход поезда. [Пауза 6 сек]</w:t>
+        <w:br/>
+        <w:br/>
+        <w:t>[Закрытие А2: Ночное купе и тишина пути]</w:t>
+        <w:br/>
+        <w:t xml:space="preserve">За окном шумит ночь, а внутри купе — уют и защита. </w:t>
+        <w:br/>
+        <w:t>Ты в безопасности. [Пауза 6 сек]</w:t>
         <w:br/>
         <w:br/>
         <w:t>[Выход]</w:t>
         <w:br/>
-        <w:t xml:space="preserve">Глубокий вдох... мягкий выдох. </w:t>
+        <w:t xml:space="preserve">Сделай глубокий вдох... мягкий выдох. </w:t>
         <w:br/>
-        <w:t>Пошевели пальцами. Открывай глаза. Ты справишься. [Музыкальное завершение — Пауза 8 сек]</w:t>
+        <w:t>Пошевели пальцами рук. Открывай глаза с ощущением, что ты в пути и ты справишься. [Музыкальное завершение — Пауза 8 сек]</w:t>
       </w:r>
     </w:p>
     <w:p>
@@ -169,7 +182,7 @@
           <w:color w:val="0E6E5D"/>
           <w:sz w:val="26"/>
         </w:rPr>
-        <w:t>🎧 4.1. SOS-ПРАКТИКА: «ЭКСТРЕННОЕ КУПИРОВАНИЕ ПАНИКИ И ШОКА» (Урок 1, 432 Hz)</w:t>
+        <w:t>🎧 4.1. SOS-ПРАКТИКА: «ТИХООКЕАНСКИЙ БАТИСКАФ И МОРАТОРИЙ 14 ДНЕЙ» (Урок 1, 432 Hz)</w:t>
       </w:r>
     </w:p>
     <w:p>
@@ -184,11 +197,13 @@
         </w:rPr>
         <w:t>🧠 ТЕРАПЕВТИЧЕСКИЙ ПАСПОРТ И ПСИХОЛОГИЧЕСКИЕ МИШЕНИ</w:t>
         <w:br/>
-        <w:t>• Главная мишень: Купирование паники и шока, мораторий 14 дней на решения.</w:t>
+        <w:t>• Главная мишень: Экстренное купирование острой паники, блокировка импульсивных разрушительных действий.</w:t>
         <w:br/>
-        <w:t>• Индукция: Дыхательный метроном 3-2-6, чугунные якоря в скалу, высокогорный бункер над грозой.</w:t>
+        <w:t>• Индукция: Дыхательный протокол 3-2-6, титановый глубоководный батискаф, броня против внешнего давления, мораторий 14 дней на любые решения.</w:t>
         <w:br/>
-        <w:t>• Параметры: 16–18 мин (~1250 слов) | 432 Hz</w:t>
+        <w:t>• Параметры: 16–18 мин (~1250 слов) | Музыка FlowMusic 432 Hz, До минор</w:t>
+        <w:br/>
+        <w:t>• Архитектура Косички: А1 (Титановый батискаф) ➔ Б1 (Снятие напряжения с плеч) ➔ В (Ядро: Мораторий 14 дней — капитан не открывает люк в шторм) ➔ Б2 (Тепло и контроль) ➔ А2 (Стабильный дрейф)</w:t>
       </w:r>
     </w:p>
     <w:p>
@@ -200,16 +215,16 @@
           <w:rFonts w:ascii="Calibri" w:hAnsi="Calibri"/>
           <w:sz w:val="21"/>
         </w:rPr>
-        <w:t>[Музыкальное вступление: обволакивающий, низкий гул 432 Гц — Пауза 8 сек]</w:t>
+        <w:t>[Музыкальное вступление: обволакивающий, глубокий низкочастотный гул 432 Гц — Пауза 8 сек]</w:t>
         <w:br/>
         <w:br/>
         <w:t>Положи обе ладони на центр груди — одну поверх другой. [Пауза 4 сек]</w:t>
         <w:br/>
-        <w:t>Почувствуй биение сердца. Если оно колотится — мы бережно берем ритм под контроль. [Пауза 4 сек]</w:t>
+        <w:t>Если внутри бьется паника или колотится сердце — мы бережно берем ритм под контроль. [Пауза 4 сек]</w:t>
         <w:br/>
-        <w:t xml:space="preserve">Дыхание три-два-шесть: </w:t>
+        <w:t xml:space="preserve">Дыхательный протокол три-два-шесть: </w:t>
         <w:br/>
-        <w:t xml:space="preserve">Вдох носом на три: раз... два... три. </w:t>
+        <w:t xml:space="preserve">Вдох носом на три счета: раз... два... три. </w:t>
         <w:br/>
         <w:t xml:space="preserve">Пауза: раз... два. </w:t>
         <w:br/>
@@ -217,61 +232,79 @@
         <w:br/>
         <w:t xml:space="preserve">И еще раз. Вдох: раз, два, три. Пауза... Выдох: раз, два, три, четыре, пять, шесть. </w:t>
         <w:br/>
-        <w:t xml:space="preserve">Пульс замедляется. </w:t>
+        <w:t xml:space="preserve">Пульс выравнивается. </w:t>
         <w:br/>
         <w:t xml:space="preserve">Разомкни зубы, отпусти челюсть — сними немой зажим крика. </w:t>
         <w:br/>
-        <w:t>Плечи опускаются. Дыхание идет глубоко в живот. [Пауза 6 сек]</w:t>
+        <w:t>Дыхание опускается в живот. [Пауза 6 сек]</w:t>
         <w:br/>
         <w:br/>
-        <w:t>[Нитка А1: Высокогорное гранитное убежище над грозой]</w:t>
+        <w:t>[Нитка А1: Глубоководный исследовательский батискаф]</w:t>
         <w:br/>
-        <w:t xml:space="preserve">Представь монолитное гранитное убежище на вершине горы. </w:t>
+        <w:t xml:space="preserve">Представь, что ты находишься внутри глубоководного батискафа. </w:t>
         <w:br/>
-        <w:t xml:space="preserve">Далеко внизу под облаками бушует шторм и молнии. </w:t>
+        <w:t xml:space="preserve">Снаружи — океанская толща, давление в сотни атмосфер и шторм где-то высоко на поверхности. </w:t>
         <w:br/>
-        <w:t xml:space="preserve">Но здесь, выше облаков — метровые гранитные стены, сухость, тепло и тишина. </w:t>
+        <w:t xml:space="preserve">Но стены твоего батискафа сделаны из монолитного титана толщиной в двадцать сантиметров. </w:t>
         <w:br/>
-        <w:t>Шторм не достанет тебя здесь. [Пауза 8 сек]</w:t>
+        <w:t xml:space="preserve">Иллюминатор из толстого кварцевого бронестекла. </w:t>
+        <w:br/>
+        <w:t xml:space="preserve">Никакое внешнее давление, никакие удары волн не способны пробить эту титановую броню. </w:t>
+        <w:br/>
+        <w:t>Внутри сухо, горит мягкая приборная подсветка и тихо работает система жизнеобеспечения. [Пауза 8 сек]</w:t>
         <w:br/>
         <w:br/>
-        <w:t>[Нитка Б1: Чугунные якоря в скалу]</w:t>
+        <w:t>[Нитка Б1: Соматическая титановая защита]</w:t>
         <w:br/>
-        <w:t xml:space="preserve">От стоп сквозь каменный пол в породу скалы уходят тяжелые чугунные якоря. </w:t>
+        <w:t xml:space="preserve">Почувствуй прочность этого титанового корпуса вокруг своего тела. </w:t>
         <w:br/>
-        <w:t xml:space="preserve">Они цепляются за монолит планеты. </w:t>
+        <w:t xml:space="preserve">Он берет на себя все внешнее давление мира. </w:t>
         <w:br/>
-        <w:t>Тебя невозможно опрокинуть. Вся свинцовая тяжесть уходит в камень. [Пауза 8 сек]</w:t>
+        <w:t xml:space="preserve">Тебе не нужно держать оборону своими мышцами. Броня держит все за тебя. </w:t>
+        <w:br/>
+        <w:t xml:space="preserve">Плечи опускаются. Спина расслабляется в кресле пилота. </w:t>
+        <w:br/>
+        <w:t>Ты в абсолютном, герметичном укрытии. [Пауза 8 сек]</w:t>
         <w:br/>
         <w:br/>
-        <w:t>[Нитка В: Ядро транса — Мораторий 14 дней]</w:t>
+        <w:t>[Нитка В: Ядро транса — Экстренный мораторий 14 дней]</w:t>
         <w:br/>
-        <w:t xml:space="preserve">В шторм капитан держит штурвал и сохраняет судно, не принимая поспешных решений. </w:t>
+        <w:t xml:space="preserve">Услышь главный закон выживания: </w:t>
         <w:br/>
-        <w:t xml:space="preserve">Прямо сейчас объявляется мораторий на любые судьбоносные шаги на четырнадцать дней. </w:t>
+        <w:t xml:space="preserve">Когда приборы фиксируют аномалию за бортом, капитан не совершает резких маневров и не открывает люк. </w:t>
         <w:br/>
-        <w:t xml:space="preserve">Никаких резких действий. Твоя задача — спать, пить воду, беречь тело и дышать. </w:t>
+        <w:t xml:space="preserve">Капитан держит стабильный курс и выжидает. </w:t>
         <w:br/>
-        <w:t>Пыль осядет. Твое убежище несокрушимо. [Пауза 9 сек]</w:t>
+        <w:t xml:space="preserve">Прямо сейчас объявляется строгий мораторий на любые судьбоносные решения на четырнадцать дней. </w:t>
+        <w:br/>
+        <w:t xml:space="preserve">Никаких выяснений отношений. Никаких импульсивных звонков. Никаких резких шагов. </w:t>
+        <w:br/>
+        <w:t xml:space="preserve">Твоя единственная задача на эти две недели — сохранять герметичность: спать, пить теплую воду, кормить тело и дышать. </w:t>
+        <w:br/>
+        <w:t>Пыль осядет. Вода станет прозрачной. И тогда ты увидишь верный путь. [Пауза 9 сек]</w:t>
         <w:br/>
         <w:br/>
-        <w:t>[Закрытие Б2: Тепло в животе]</w:t>
+        <w:t>[Закрытие Б2: Тепло и контроль над телом]</w:t>
         <w:br/>
-        <w:t xml:space="preserve">В животе разгорается мягкое тепло, снимая спазмы. </w:t>
+        <w:t xml:space="preserve">Внутри тела разливается спокойная, плотная уверенность. </w:t>
         <w:br/>
-        <w:t>Тело возвращается под твой контроль. [Пауза 7 сек]</w:t>
+        <w:t xml:space="preserve">Дыхание ровное и глубокое. </w:t>
+        <w:br/>
+        <w:t>Ты держишь штурвал своей жизни. [Пауза 7 сек]</w:t>
         <w:br/>
         <w:br/>
-        <w:t>[Закрытие А2: Лампа и тишина]</w:t>
+        <w:t>[Закрытие А2: Батискаф в ровном дрейфе]</w:t>
         <w:br/>
-        <w:t>Керосиновая лампа на столе горит янтарным светом. Гроза внизу стихает. [Пауза 6 сек]</w:t>
+        <w:t xml:space="preserve">Приборы светят ровным зеленым светом. </w:t>
+        <w:br/>
+        <w:t>Батискаф надежен и стабилен. [Пауза 6 сек]</w:t>
         <w:br/>
         <w:br/>
         <w:t>[Выход]</w:t>
         <w:br/>
-        <w:t xml:space="preserve">Глубокий вдох... выдох. </w:t>
+        <w:t xml:space="preserve">Глубокий вдох... длинный выдох. </w:t>
         <w:br/>
-        <w:t>Ты жива. Ты на своей земле. Открывай глаза. [Музыкальное завершение — Пауза 8 сек]</w:t>
+        <w:t>Пошевели пальцами. Открывай глаза. Ты в безопасности. Твоя броня держит удар. [Музыкальное завершение — Пауза 8 сек]</w:t>
       </w:r>
     </w:p>
     <w:p>
@@ -285,7 +318,7 @@
           <w:color w:val="0E6E5D"/>
           <w:sz w:val="26"/>
         </w:rPr>
-        <w:t>🎧 4.2. МЕДИТАЦИЯ: «МОЯ НЕРУШИМАЯ ОПОРА: МОСТ И ТРОН СУВЕРЕНИТЕТА» (Урок 5, 963 Hz)</w:t>
+        <w:t>🎧 4.2. МЕДИТАЦИЯ: «ЗОЛОТОЙ КИНЦУГИ: СУВЕРЕНИТЕТ И ПЛОТНОСТЬ АЛМАЗА» (Урок 5, 963 Hz)</w:t>
       </w:r>
     </w:p>
     <w:p>
@@ -300,11 +333,13 @@
         </w:rPr>
         <w:t>🧠 ТЕРАПЕВТИЧЕСКИЙ ПАСПОРТ И ПСИХОЛОГИЧЕСКИЕ МИШЕНИ</w:t>
         <w:br/>
-        <w:t>• Главная мишень: Восстановление самооценки, корона авторства судьбы.</w:t>
+        <w:t>• Главная мишень: Преодоление краха самооценки после предательства, обретение алмазного суверенитета.</w:t>
         <w:br/>
-        <w:t>• Индукция: Царственная осанка, белый каменный мост через реку, золотой стержень в позвоночнике.</w:t>
+        <w:t>• Индукция: Искусство Кинцуги, сплавление раны жидким золотом, плотность алмаза («я — алмаз, моя ценность неизменна»), корона автора судьбы.</w:t>
         <w:br/>
-        <w:t>• Параметры: 16–18 мин (~1350 слов) | 963 Hz</w:t>
+        <w:t>• Параметры: 16–18 мин (~1350 слов) | Музыка FlowMusic 963 Hz, До мажор</w:t>
+        <w:br/>
+        <w:t>• Архитектура Косички: А1 (Мастерская Кинцуги) ➔ Б1 (Золотой шов в сердце) ➔ В (Ядро: Плотность алмаза, предательство — не моя вина, возврат короны) ➔ Б2 (Золотое сияние) ➔ А2 (Шедевр новой жизни)</w:t>
       </w:r>
     </w:p>
     <w:p>
@@ -316,72 +351,99 @@
           <w:rFonts w:ascii="Calibri" w:hAnsi="Calibri"/>
           <w:sz w:val="21"/>
         </w:rPr>
-        <w:t>[Музыкальное вступление: торжественный, возвышенный фон 963 Гц — Пауза 8 сек]</w:t>
+        <w:t>[Музыкальное вступление: торжественный, золотой, кристальный фон 963 Гц — Пауза 8 сек]</w:t>
         <w:br/>
         <w:br/>
         <w:t>Здравствуй. [Пауза 4 сек]</w:t>
         <w:br/>
-        <w:t>Сядь с царственной, свободной спиной. Закрой глаза. [Пауза 4 сек]</w:t>
+        <w:t xml:space="preserve">Сядь прямо, раскрой плечи, почувствуй царственную высоту своего позвоночника. </w:t>
         <w:br/>
-        <w:t xml:space="preserve">Сделай вдох светом... и длинный выдох, отпуская все обломки прошлых иллюзий и предательств. </w:t>
+        <w:t>Закрой глаза. [Пауза 4 сек]</w:t>
         <w:br/>
-        <w:t xml:space="preserve">Лицо становится спокойным и величественным. </w:t>
+        <w:t xml:space="preserve">Мы подошли к главному моменту исцеления. </w:t>
         <w:br/>
-        <w:t xml:space="preserve">Челюсть свободна, плечи раскрыты. </w:t>
-        <w:br/>
-        <w:t>Грудь дышит глубоко и просторно. [Пауза 6 сек]</w:t>
+        <w:t>К моменту, когда пережитая боль перестает быть раной и становится твоей высшей силой и мудростью. [Пауза 5 сек]</w:t>
         <w:br/>
         <w:br/>
-        <w:t>[Нитка А1: Каменный мост через реку кризиса]</w:t>
+        <w:t>Сделай медленный вдох, наполняя грудную клетку светом... [Пауза 3 сек]</w:t>
         <w:br/>
-        <w:t xml:space="preserve">Представь перед собой темную реку кризиса. </w:t>
+        <w:t xml:space="preserve">И долгий, свободный выдох, отпуская все остатки самобичевания и горечи. </w:t>
         <w:br/>
-        <w:t xml:space="preserve">Но через нее перекинут широкий, древний каменный мост из белого шлифованного камня. </w:t>
+        <w:t xml:space="preserve">Лицо становится спокойным, благородным и чистым. </w:t>
         <w:br/>
-        <w:t xml:space="preserve">Ты спокойно ступаешь на него. </w:t>
-        <w:br/>
-        <w:t xml:space="preserve">Шаг за шагом боль и предательство остаются на старом берегу. </w:t>
-        <w:br/>
-        <w:t>Твои ноги касаются теплого песчаного берега новой жизни, залитого солнцем. [Пауза 8 сек]</w:t>
+        <w:t>Грудь дышит широко и торжественно. [Пауза 6 сек]</w:t>
         <w:br/>
         <w:br/>
-        <w:t>[Нитка Б1: Золотой титановый стержень]</w:t>
+        <w:t>[Нитка А1: Мастерская древнего искусства Кинцуги]</w:t>
         <w:br/>
-        <w:t xml:space="preserve">Внутри позвоночника от копчика до макушки проходит сияющий золотой титановый стержень. </w:t>
+        <w:t xml:space="preserve">Представь старинную мастерскую мастера Кинцуги. </w:t>
         <w:br/>
-        <w:t xml:space="preserve">Его корни уходят в вечное ядро Земли. </w:t>
+        <w:t xml:space="preserve">На верстаке из темного дерева лежит драгоценная фарфоровая ваза, которая когда-то раскололась от удара. </w:t>
         <w:br/>
-        <w:t xml:space="preserve">Осанка прямая, подбородок приподнят. </w:t>
+        <w:t xml:space="preserve">Но мастер не выбросил ее. </w:t>
         <w:br/>
-        <w:t>Это плотность твоего суверенитета. [Пауза 8 сек]</w:t>
+        <w:t xml:space="preserve">Он взял тонкую кисть и чистейшее жидкое золото. </w:t>
+        <w:br/>
+        <w:t xml:space="preserve">Шов за швом, трещина за трещиной — он соединил осколки золотым лаком. </w:t>
+        <w:br/>
+        <w:t xml:space="preserve">И посмотри на эту вазу теперь. </w:t>
+        <w:br/>
+        <w:t xml:space="preserve">Она стала в десять раз прочнее, чем была раньше. </w:t>
+        <w:br/>
+        <w:t xml:space="preserve">И в сто раз красивее. </w:t>
+        <w:br/>
+        <w:t>Потому что ее золотые шрамы — это не знак дефекта. Это история ее преодоления, ее уникальности и драгоценности. [Пауза 8 сек]</w:t>
         <w:br/>
         <w:br/>
-        <w:t>[Нитка В: Ядро транса — Трон Суверенитета]</w:t>
+        <w:t>[Нитка Б1: Золотой шов в центре сердца]</w:t>
         <w:br/>
-        <w:t xml:space="preserve">Посреди берега стоит белый мраморный Трон Суверенитета. </w:t>
+        <w:t xml:space="preserve">Перенеси внимание в центр своей груди. </w:t>
         <w:br/>
-        <w:t xml:space="preserve">Сядь на него и верни корону авторства своей судьбы: </w:t>
+        <w:t xml:space="preserve">Твоя душевная рана от предательства — прямо сейчас наполняется этим жидким сияющим золотом. </w:t>
         <w:br/>
-        <w:t xml:space="preserve">«Предательство другого — история о его слабости. Оно никак не умаляет мою ценность. </w:t>
+        <w:t xml:space="preserve">Оно обволакивает каждую трещинку, каждый рубец, превращая боль в монолитную золотую спайку. </w:t>
         <w:br/>
-        <w:t>Я — бриллиант чистой воды. Мое достоинство нерушимо. Я выбираю себя». [Пауза 9 сек]</w:t>
+        <w:t xml:space="preserve">Твое сердце становится золотым и несокрушимым. </w:t>
+        <w:br/>
+        <w:t>Ты больше не хрупкая. Ты сплавлена из золота и мудрости. [Пауза 8 сек]</w:t>
         <w:br/>
         <w:br/>
-        <w:t>[Закрытие Б2: Золотой шрам мудрости]</w:t>
+        <w:t>[Нитка В: Ядро транса — Плотность алмаза и Корона авторства]</w:t>
         <w:br/>
-        <w:t>Янтарный свет обволакивает душевную рану жидким золотом, превращая ее в золотой шрам мудрости — знак победы и силы. [Пауза 7 сек]</w:t>
+        <w:t xml:space="preserve">Осознай истину о своей природе: </w:t>
+        <w:br/>
+        <w:t xml:space="preserve">Предательство другого человека определяет лишь уровень его слепоты и слабости, но ни на гран не уменьшает твою ценность. </w:t>
+        <w:br/>
+        <w:t xml:space="preserve">Ты — алмаз чистой воды. </w:t>
+        <w:br/>
+        <w:t xml:space="preserve">Если алмаз уронить в грязь — он остается алмазом. Грязь смывается водой, а грани продолжают сиять вечным огнем. </w:t>
+        <w:br/>
+        <w:t xml:space="preserve">Ты возвращаешь себе корону суверенитета своей жизни: </w:t>
+        <w:br/>
+        <w:t>«Я у себя есть. Мое достоинство нерушимо. Я выбираю себя». [Пауза 9 сек]</w:t>
         <w:br/>
         <w:br/>
-        <w:t>[Закрытие А2: Сияющий горизонт]</w:t>
+        <w:t>[Закрытие Б2: Золотое сияние во всем теле]</w:t>
         <w:br/>
-        <w:t>Впереди — открытый горизонт новой реальности. Сделай уверенный шаг вперед. [Пауза 6 сек]</w:t>
+        <w:t xml:space="preserve">Золотой свет наполняет грудь, поднимается к макушке, согревает ладони. </w:t>
+        <w:br/>
+        <w:t xml:space="preserve">Твоя спина прямая, как клинок. </w:t>
+        <w:br/>
+        <w:t>В тебе нет злости — в тебе есть спокойная, несокрушимая сила. [Пауза 7 сек]</w:t>
+        <w:br/>
+        <w:br/>
+        <w:t>[Закрытие А2: Шедевр новой жизни]</w:t>
+        <w:br/>
+        <w:t xml:space="preserve">Ваза на столе сияет золотом. </w:t>
+        <w:br/>
+        <w:t>Впереди — новая, чистая, величественная глава твоей судьбы. [Пауза 6 сек]</w:t>
         <w:br/>
         <w:br/>
         <w:t>[Выход]</w:t>
         <w:br/>
-        <w:t xml:space="preserve">Глубокий вдох... мощный выдох. </w:t>
+        <w:t xml:space="preserve">Сделай глубокий вдох победы... и мощный выдох. </w:t>
         <w:br/>
-        <w:t>Потянись, чувствуя золотую ось. Открывай глаза хозяйкой своей судьбы. [Музыкальное завершение — Пауза 8 сек]</w:t>
+        <w:t>Потянись к свету. Открывай глаза хозяйкой своей судьбы. [Музыкальное завершение — Пауза 8 сек]</w:t>
       </w:r>
     </w:p>
     <w:p>
@@ -395,7 +457,7 @@
           <w:color w:val="0E6E5D"/>
           <w:sz w:val="26"/>
         </w:rPr>
-        <w:t>🎧 4.3. БОНУСНАЯ АУДИОПРАКТИКА: «КЕДРОВАЯ ХИЖИНА И ЗОЛОТАЯ НИТЬ» (Бонус 2, 432 Hz)</w:t>
+        <w:t>🎧 4.3. БОНУСНАЯ АУДИОПРАКТИКА: «ОАЗИС В ПУСТЫНЕ И ЦЕЛЕБНЫЙ ШАТЕР» (Бонус 2, 432 Hz)</w:t>
       </w:r>
     </w:p>
     <w:p>
@@ -410,11 +472,13 @@
         </w:rPr>
         <w:t>🧠 ТЕРАПЕВТИЧЕСКИЙ ПАСПОРТ И ПСИХОЛОГИЧЕСКИЕ МИШЕНИ</w:t>
         <w:br/>
-        <w:t>• Главная мишень: Исцеление острой душевной боли, стягивание раны.</w:t>
+        <w:t>• Главная мишень: Мягкое снятие остаточной душевной боли и заживление душевных ран.</w:t>
         <w:br/>
-        <w:t>• Индукция: Кедровая хижина над облаками, камин, шерстяной плед, золотая нить.</w:t>
+        <w:t>• Индукция: Шатер в ночном оазисе, шелковые подушки, целебный бальзам из мирры, рассвет над барханами (хронометраж ровно 10 мин).</w:t>
         <w:br/>
-        <w:t>• Параметры: 9–10 мин (~800 слов) | 432 Hz</w:t>
+        <w:t>• Параметры: 9–10 мин (~800 слов) | Музыка FlowMusic 432 Hz, Ля минор</w:t>
+        <w:br/>
+        <w:t>• Архитектура Косички: А1 (Шатер в оазисе) ➔ Б1 (Целебное масло на груди) ➔ В (Ядро: Ночь проходит, жизнь продолжается) ➔ Б2 (Шелковая прохлада) ➔ А2 (Рассвет над барханами)</w:t>
       </w:r>
     </w:p>
     <w:p>
@@ -426,92 +490,88 @@
           <w:rFonts w:ascii="Calibri" w:hAnsi="Calibri"/>
           <w:sz w:val="21"/>
         </w:rPr>
-        <w:t>[Музыкальное вступление: мягкий, убаюкивающий, целебный фон 432 Гц — Пауза 5 сек]</w:t>
+        <w:t>[Музыкальное вступление: теплый, ночной, обволакивающий восточный эмбиент 432 Гц — Пауза 5 сек]</w:t>
         <w:br/>
         <w:br/>
         <w:t>Здравствуй. [Пауза 3 сек]</w:t>
         <w:br/>
-        <w:t>Позволь себе принять самое удобное, мягкое и безопасное положение. [Пауза 4 сек]</w:t>
+        <w:t xml:space="preserve">Устройся мягко и комфортно. </w:t>
         <w:br/>
-        <w:t xml:space="preserve">Почувствуй физическое тепло своего тела. </w:t>
+        <w:t xml:space="preserve">Положи руки на колени или сложи их на груди. </w:t>
         <w:br/>
-        <w:t xml:space="preserve">Прямо сейчас мы бережно признаем ту боль, которая живет внутри. Мы не прячемся от нее, не глушим ее и не боремся с ней. </w:t>
-        <w:br/>
-        <w:t>Ты в безопасности. Ты имеешь право чувствовать. [Пауза 5 сек]</w:t>
+        <w:t>Прямо сейчас мы бережно снимем остаточную душевную боль и дадим твоему сердцу целебный покой. [Пауза 4 сек]</w:t>
         <w:br/>
         <w:br/>
-        <w:t>Сделай мягкий, теплый вдох носом... [Пауза 3 сек]</w:t>
+        <w:t>Сделай медленный вдох носом... [Пауза 3 сек]</w:t>
         <w:br/>
-        <w:t>И длинный, свободный выдох, отпуская внутренний спазм. [Пауза 4 сек]</w:t>
+        <w:t>И длинный, теплый выдох, словно отпускаешь тяжелый вздох. [Пауза 4 сек]</w:t>
         <w:br/>
         <w:t xml:space="preserve">Расслабь лоб... виски. </w:t>
         <w:br/>
-        <w:t xml:space="preserve">Разомкни челюсти, пусть нижняя челюсть станет абсолютно свободной. </w:t>
+        <w:t xml:space="preserve">Разомкни челюсти, пусть лицо станет абсолютно спокойным. </w:t>
         <w:br/>
         <w:t xml:space="preserve">Плечи плавно опускаются. </w:t>
         <w:br/>
-        <w:t>Дыхание становится тихим, ровным и согревающим. [Пауза 6 сек]</w:t>
+        <w:t>Дыхание становится тихим и убаюкивающим. [Пауза 5 сек]</w:t>
         <w:br/>
         <w:br/>
-        <w:t>[Нитка А1: Кедровая хижина над облаками]</w:t>
+        <w:t>[Нитка А1: Шатер в пустынном оазисе]</w:t>
         <w:br/>
-        <w:t xml:space="preserve">Представь себе уютную, крепкую кедровую хижину высоко в горах, далеко над облаками. </w:t>
+        <w:t xml:space="preserve">Представь себе роскошный, уединенный шатер посреди цветущего оазиса в ночной пустыне. </w:t>
         <w:br/>
-        <w:t xml:space="preserve">Воздух здесь пахнет смолой, кедровой хвоей и сухим теплым деревом. </w:t>
+        <w:t xml:space="preserve">Пол устлан мягкими шелковыми коврами и пуховыми подушками. </w:t>
         <w:br/>
-        <w:t xml:space="preserve">В камине тихо и мерно потрескивают дрова, разливая мягкое янтарное сияние. </w:t>
+        <w:t xml:space="preserve">Полог шатра открыт навстречу прохладному ночному ветерку. </w:t>
         <w:br/>
-        <w:t xml:space="preserve">Ты сидишь в глубоком кресле, укутанная в пушистый шерстяной плед. </w:t>
+        <w:t xml:space="preserve">Над головой простирается огромное, кристально чистое южное небо, усыпанное миллиардами крупных звезд. </w:t>
         <w:br/>
-        <w:t>Где-то далеко внизу осталась гроза, а здесь, на вершине — абсолютная тишина, чистота и покой. [Пауза 6 сек]</w:t>
+        <w:t xml:space="preserve">Воздух напоен тонким ароматом сандала, мирры и цветущих финиковых пальм. </w:t>
+        <w:br/>
+        <w:t>Ты лежишь на мягких шелках, чувствуя себя в полной безмятежности. [Пауза 6 сек]</w:t>
         <w:br/>
         <w:br/>
-        <w:t>[Нитка Б1: Гранитная скала под ногами]</w:t>
+        <w:t>[Нитка Б1: Целебный бальзам на сердце]</w:t>
         <w:br/>
-        <w:t xml:space="preserve">Хижина стоит на вековой гранитной скале. </w:t>
+        <w:t xml:space="preserve">В центре шатра стоит маленькая серебряная чаша с драгоценным целебным маслом. </w:t>
         <w:br/>
-        <w:t xml:space="preserve">Почувствуй, как монолитная устойчивость этой скалы передается твоему телу. </w:t>
+        <w:t xml:space="preserve">Представь, как капли этого ароматного, прохладного бальзама мягко касаются твоей груди. </w:t>
         <w:br/>
-        <w:t xml:space="preserve">Оно становится тяжелым, теплым, заземленным. </w:t>
+        <w:t xml:space="preserve">Они мгновенно впитываются, охлаждая воспаленную боль и принося глубокое физическое облегчение. </w:t>
         <w:br/>
-        <w:t>Скала надежно держит тебя, впитывая всю твою усталость, всю слезную тяжесть и дрожь. [Пауза 6 сек]</w:t>
+        <w:t xml:space="preserve">Жар обиды уходит. Спазм растворяется. </w:t>
+        <w:br/>
+        <w:t>Сердце бьется ровно, тихо и свободно. [Пауза 7 сек]</w:t>
         <w:br/>
         <w:br/>
-        <w:t>[Нитка В: Ядро транса — Золотая нить исцеления]</w:t>
+        <w:t>[Нитка В: Ядро транса — Ночь проходит, жизнь продолжается]</w:t>
         <w:br/>
-        <w:t xml:space="preserve">Боль, которую ты сейчас чувствуешь — это не признак твоей слабости. </w:t>
+        <w:t xml:space="preserve">Посмотри на звездное небо над оазисом. </w:t>
         <w:br/>
-        <w:t xml:space="preserve">Это свидетельство того, что у тебя живое, глубокое, любящее человеческое сердце. </w:t>
+        <w:t xml:space="preserve">Звезды светили тысячи лет назад. Они светили в самые темные ночи человечества. </w:t>
         <w:br/>
-        <w:t xml:space="preserve">Но эта боль — временна. </w:t>
+        <w:t xml:space="preserve">И они светят сейчас. </w:t>
         <w:br/>
-        <w:t xml:space="preserve">Твое будущее не разрушено. Разрушилась лишь иллюзия о другом человеке. </w:t>
+        <w:t xml:space="preserve">Твоя боль — это всего лишь темная ночь перед рассветом. </w:t>
         <w:br/>
-        <w:t xml:space="preserve">А твоя жизнь, твоя способность любить, твой свет — продолжаются. </w:t>
+        <w:t xml:space="preserve">Ночь всегда уступает место утру. </w:t>
         <w:br/>
-        <w:t xml:space="preserve">Представь, как тонкая, сияющая золотая нить мягко и бережно стягивает края душевной раны. </w:t>
-        <w:br/>
-        <w:t xml:space="preserve">Стежок за стежком. Бережно и нежно. </w:t>
-        <w:br/>
-        <w:t>Боль утихает, превращаясь в чистый, глубокий опыт и силу. [Пауза 7 сек]</w:t>
+        <w:t>Ты окружена заботой Вселенной. Ты любима. Жизнь продолжается через тебя. [Пауза 7 сек]</w:t>
         <w:br/>
         <w:br/>
-        <w:t>[Закрытие Б2: Золотой уголек в солнечном сплетении]</w:t>
+        <w:t>[Закрытие Б2: Прохлада и умиротворение]</w:t>
         <w:br/>
-        <w:t xml:space="preserve">В солнечном сплетении разгорается теплый золотой уголек. </w:t>
+        <w:t xml:space="preserve">Приятная шелковая прохлада наполняет грудь и плечи. </w:t>
         <w:br/>
-        <w:t xml:space="preserve">Его тепло разливается по животу и груди, растворяя остатки спазма. </w:t>
-        <w:br/>
-        <w:t>Дышится легко, просторно и свободно. [Пауза 5 сек]</w:t>
+        <w:t>Тело легкое, отдохнувшее и обновленное. [Пауза 5 сек]</w:t>
         <w:br/>
         <w:br/>
-        <w:t>[Закрытие А2: Восход солнца над вершинами]</w:t>
+        <w:t>[Закрытие А2: Первые лучи зари над барханами]</w:t>
         <w:br/>
-        <w:t xml:space="preserve">За окном хижины над горными пиками встает огромное, теплое рассветное солнце. </w:t>
+        <w:t xml:space="preserve">На востоке над песчаными барханами загорается нежная розовая полоса рассвета. </w:t>
         <w:br/>
-        <w:t xml:space="preserve">Оно заливает мир золотым светом. </w:t>
+        <w:t xml:space="preserve">Рождается новый, чистый, прекрасный день. </w:t>
         <w:br/>
-        <w:t>Новый день настал. Ты справилась. [Пауза 5 сек]</w:t>
+        <w:t>Ты справилась. [Пауза 5 сек]</w:t>
         <w:br/>
         <w:br/>
         <w:t>[Выход]</w:t>
@@ -520,7 +580,7 @@
         <w:br/>
         <w:t xml:space="preserve">Пошевели пальцами. Открывай глаза. </w:t>
         <w:br/>
-        <w:t>Ты дома. Ты в безопасности. [Музыкальное завершение — Пауза 6 сек]</w:t>
+        <w:t>Ты дома. Ты исцелена. [Музыкальное завершение — Пауза 6 сек]</w:t>
       </w:r>
     </w:p>
     <w:sectPr>
